--- a/video-film-editing/output/05 3.3b Nota Pembelajaran (Kertas Penerangan)/Core Abilities L1-L3 (format JPK)/KP-CA-10 KP4.2a SISTEM TEMPAT KERJA KESELAMATAN DAN KESI (IT-072).docx
+++ b/video-film-editing/output/05 3.3b Nota Pembelajaran (Kertas Penerangan)/Core Abilities L1-L3 (format JPK)/KP-CA-10 KP4.2a SISTEM TEMPAT KERJA KESELAMATAN DAN KESI (IT-072).docx
@@ -2,84 +2,714 @@
 <file path=word/document.xml><?xml version="1.0" encoding="utf-8"?>
 <w:document xmlns:wpc="http://schemas.microsoft.com/office/word/2010/wordprocessingCanvas" xmlns:mo="http://schemas.microsoft.com/office/mac/office/2008/main" xmlns:mc="http://schemas.openxmlformats.org/markup-compatibility/2006" xmlns:mv="urn:schemas-microsoft-com:mac:vml" xmlns:o="urn:schemas-microsoft-com:office:office" xmlns:r="http://schemas.openxmlformats.org/officeDocument/2006/relationships" xmlns:m="http://schemas.openxmlformats.org/officeDocument/2006/math" xmlns:v="urn:schemas-microsoft-com:vml" xmlns:wp14="http://schemas.microsoft.com/office/word/2010/wordprocessingDrawing" xmlns:wp="http://schemas.openxmlformats.org/drawingml/2006/wordprocessingDrawing" xmlns:w10="urn:schemas-microsoft-com:office:word" xmlns:w="http://schemas.openxmlformats.org/wordprocessingml/2006/main" xmlns:w14="http://schemas.microsoft.com/office/word/2010/wordml" xmlns:wpg="http://schemas.microsoft.com/office/word/2010/wordprocessingGroup" xmlns:wpi="http://schemas.microsoft.com/office/word/2010/wordprocessingInk" xmlns:wne="http://schemas.microsoft.com/office/word/2006/wordml" xmlns:wps="http://schemas.microsoft.com/office/word/2010/wordprocessingShape" mc:Ignorable="w14 wp14">
   <w:body>
+    <w:tbl>
+      <w:tblPr>
+        <w:tblW w:type="auto" w:w="0"/>
+        <w:jc w:val="center"/>
+        <w:tblLook w:firstColumn="1" w:firstRow="1" w:lastColumn="0" w:lastRow="0" w:noHBand="0" w:noVBand="1" w:val="04A0"/>
+        <w:tblBorders>
+          <w:top w:val="single" w:sz="4" w:space="0" w:color="000000"/>
+          <w:left w:val="single" w:sz="4" w:space="0" w:color="000000"/>
+          <w:bottom w:val="single" w:sz="4" w:space="0" w:color="000000"/>
+          <w:right w:val="single" w:sz="4" w:space="0" w:color="000000"/>
+          <w:insideH w:val="single" w:sz="4" w:space="0" w:color="000000"/>
+          <w:insideV w:val="single" w:sz="4" w:space="0" w:color="000000"/>
+        </w:tblBorders>
+      </w:tblPr>
+      <w:tblGrid>
+        <w:gridCol w:w="3213"/>
+        <w:gridCol w:w="3213"/>
+        <w:gridCol w:w="3213"/>
+      </w:tblGrid>
+      <w:tr>
+        <w:tc>
+          <w:tcPr>
+            <w:tcW w:type="dxa" w:w="2551"/>
+            <w:vAlign w:val="center"/>
+            <w:tcMar>
+              <w:top w:w="40" w:type="dxa"/>
+              <w:bottom w:w="40" w:type="dxa"/>
+              <w:start w:w="80" w:type="dxa"/>
+              <w:end w:w="80" w:type="dxa"/>
+            </w:tcMar>
+          </w:tcPr>
+          <w:p>
+            <w:pPr>
+              <w:jc w:val="left"/>
+            </w:pPr>
+            <w:r>
+              <w:drawing>
+                <wp:inline xmlns:a="http://schemas.openxmlformats.org/drawingml/2006/main" xmlns:pic="http://schemas.openxmlformats.org/drawingml/2006/picture">
+                  <wp:extent cx="885785" cy="1404000"/>
+                  <wp:docPr id="1" name="Picture 1"/>
+                  <wp:cNvGraphicFramePr>
+                    <a:graphicFrameLocks noChangeAspect="1"/>
+                  </wp:cNvGraphicFramePr>
+                  <a:graphic>
+                    <a:graphicData uri="http://schemas.openxmlformats.org/drawingml/2006/picture">
+                      <pic:pic>
+                        <pic:nvPicPr>
+                          <pic:cNvPr id="0" name="jpk-logo-official.png"/>
+                          <pic:cNvPicPr/>
+                        </pic:nvPicPr>
+                        <pic:blipFill>
+                          <a:blip r:embed="rId13"/>
+                          <a:stretch>
+                            <a:fillRect/>
+                          </a:stretch>
+                        </pic:blipFill>
+                        <pic:spPr>
+                          <a:xfrm>
+                            <a:off x="0" y="0"/>
+                            <a:ext cx="885785" cy="1404000"/>
+                          </a:xfrm>
+                          <a:prstGeom prst="rect"/>
+                        </pic:spPr>
+                      </pic:pic>
+                    </a:graphicData>
+                  </a:graphic>
+                </wp:inline>
+              </w:drawing>
+            </w:r>
+          </w:p>
+        </w:tc>
+        <w:tc>
+          <w:tcPr>
+            <w:tcW w:type="dxa" w:w="2268"/>
+            <w:gridSpan w:val="2"/>
+            <w:tcMar>
+              <w:top w:w="40" w:type="dxa"/>
+              <w:bottom w:w="40" w:type="dxa"/>
+              <w:start w:w="80" w:type="dxa"/>
+              <w:end w:w="80" w:type="dxa"/>
+            </w:tcMar>
+            <w:tcMar>
+              <w:top w:w="40" w:type="dxa"/>
+              <w:bottom w:w="40" w:type="dxa"/>
+              <w:start w:w="80" w:type="dxa"/>
+              <w:end w:w="80" w:type="dxa"/>
+            </w:tcMar>
+          </w:tcPr>
+          <w:p>
+            <w:r/>
+            <w:r>
+              <w:rPr>
+                <w:rFonts w:ascii="Arial" w:hAnsi="Arial"/>
+                <w:b/>
+                <w:sz w:val="22"/>
+              </w:rPr>
+              <w:t>JABATAN PEMBANGUNAN KEMAHIRAN</w:t>
+            </w:r>
+          </w:p>
+          <w:p>
+            <w:r>
+              <w:rPr>
+                <w:rFonts w:ascii="Arial" w:hAnsi="Arial"/>
+                <w:b/>
+                <w:sz w:val="22"/>
+              </w:rPr>
+              <w:t>KEMENTERIAN SUMBER MANUSIA</w:t>
+            </w:r>
+          </w:p>
+          <w:p>
+            <w:r>
+              <w:rPr>
+                <w:rFonts w:ascii="Arial" w:hAnsi="Arial"/>
+                <w:b/>
+                <w:sz w:val="22"/>
+              </w:rPr>
+              <w:t>ARAS 7 &amp; 8 BLOK D4, KOMPLEK D</w:t>
+            </w:r>
+          </w:p>
+          <w:p>
+            <w:r>
+              <w:rPr>
+                <w:rFonts w:ascii="Arial" w:hAnsi="Arial"/>
+                <w:b/>
+                <w:sz w:val="22"/>
+              </w:rPr>
+              <w:t>PUSAT PENTADBIRAN KERAJAAN PERSEKUTUAN</w:t>
+            </w:r>
+          </w:p>
+          <w:p>
+            <w:r>
+              <w:rPr>
+                <w:rFonts w:ascii="Arial" w:hAnsi="Arial"/>
+                <w:b/>
+                <w:sz w:val="22"/>
+              </w:rPr>
+              <w:t>62530 PUTRAJAYA</w:t>
+            </w:r>
+          </w:p>
+          <w:p/>
+          <w:p>
+            <w:r>
+              <w:rPr>
+                <w:rFonts w:ascii="Arial" w:hAnsi="Arial"/>
+                <w:b/>
+                <w:sz w:val="40"/>
+              </w:rPr>
+              <w:t>KERTAS PENERANGAN</w:t>
+            </w:r>
+          </w:p>
+          <w:p>
+            <w:r>
+              <w:rPr>
+                <w:rFonts w:ascii="Arial" w:hAnsi="Arial"/>
+                <w:b/>
+                <w:sz w:val="24"/>
+              </w:rPr>
+              <w:t>(</w:t>
+            </w:r>
+            <w:r>
+              <w:rPr>
+                <w:rFonts w:ascii="Arial" w:hAnsi="Arial"/>
+                <w:b/>
+                <w:i/>
+                <w:sz w:val="24"/>
+              </w:rPr>
+              <w:t>INFORMATION SHEET</w:t>
+            </w:r>
+            <w:r>
+              <w:rPr>
+                <w:rFonts w:ascii="Arial" w:hAnsi="Arial"/>
+                <w:b/>
+                <w:sz w:val="24"/>
+              </w:rPr>
+              <w:t>)</w:t>
+            </w:r>
+          </w:p>
+        </w:tc>
+      </w:tr>
+      <w:tr>
+        <w:tc>
+          <w:tcPr>
+            <w:tcW w:type="dxa" w:w="2551"/>
+            <w:tcMar>
+              <w:top w:w="40" w:type="dxa"/>
+              <w:bottom w:w="40" w:type="dxa"/>
+              <w:start w:w="80" w:type="dxa"/>
+              <w:end w:w="80" w:type="dxa"/>
+            </w:tcMar>
+          </w:tcPr>
+          <w:p>
+            <w:r/>
+            <w:r>
+              <w:rPr>
+                <w:rFonts w:ascii="Arial" w:hAnsi="Arial"/>
+                <w:b/>
+                <w:sz w:val="22"/>
+              </w:rPr>
+              <w:t xml:space="preserve">KOD DAN NAMA PROGRAM / </w:t>
+            </w:r>
+            <w:r>
+              <w:rPr>
+                <w:rFonts w:ascii="Arial" w:hAnsi="Arial"/>
+                <w:b/>
+                <w:i/>
+                <w:sz w:val="22"/>
+              </w:rPr>
+              <w:t>PROGRAM'S CODE AND NAME</w:t>
+            </w:r>
+          </w:p>
+        </w:tc>
+        <w:tc>
+          <w:tcPr>
+            <w:tcW w:type="dxa" w:w="2268"/>
+            <w:gridSpan w:val="2"/>
+            <w:tcMar>
+              <w:top w:w="40" w:type="dxa"/>
+              <w:bottom w:w="40" w:type="dxa"/>
+              <w:start w:w="80" w:type="dxa"/>
+              <w:end w:w="80" w:type="dxa"/>
+            </w:tcMar>
+            <w:tcMar>
+              <w:top w:w="40" w:type="dxa"/>
+              <w:bottom w:w="40" w:type="dxa"/>
+              <w:start w:w="80" w:type="dxa"/>
+              <w:end w:w="80" w:type="dxa"/>
+            </w:tcMar>
+          </w:tcPr>
+          <w:p>
+            <w:r/>
+            <w:r>
+              <w:rPr>
+                <w:rFonts w:ascii="Arial" w:hAnsi="Arial"/>
+                <w:b/>
+                <w:i w:val="0"/>
+                <w:sz w:val="22"/>
+              </w:rPr>
+              <w:t>Z-009-1:2015 CORE ABILITIES (untuk program IT-072-3:2012 VIDEO / FILM (EDITING))</w:t>
+            </w:r>
+          </w:p>
+        </w:tc>
+      </w:tr>
+      <w:tr>
+        <w:tc>
+          <w:tcPr>
+            <w:tcW w:type="dxa" w:w="2551"/>
+            <w:tcMar>
+              <w:top w:w="40" w:type="dxa"/>
+              <w:bottom w:w="40" w:type="dxa"/>
+              <w:start w:w="80" w:type="dxa"/>
+              <w:end w:w="80" w:type="dxa"/>
+            </w:tcMar>
+          </w:tcPr>
+          <w:p>
+            <w:r/>
+            <w:r>
+              <w:rPr>
+                <w:rFonts w:ascii="Arial" w:hAnsi="Arial"/>
+                <w:b/>
+                <w:sz w:val="22"/>
+              </w:rPr>
+              <w:t xml:space="preserve">TAHAP / </w:t>
+            </w:r>
+            <w:r>
+              <w:rPr>
+                <w:rFonts w:ascii="Arial" w:hAnsi="Arial"/>
+                <w:b/>
+                <w:i/>
+                <w:sz w:val="22"/>
+              </w:rPr>
+              <w:t>LEVEL</w:t>
+            </w:r>
+          </w:p>
+        </w:tc>
+        <w:tc>
+          <w:tcPr>
+            <w:tcW w:type="dxa" w:w="2268"/>
+            <w:gridSpan w:val="2"/>
+            <w:tcMar>
+              <w:top w:w="40" w:type="dxa"/>
+              <w:bottom w:w="40" w:type="dxa"/>
+              <w:start w:w="80" w:type="dxa"/>
+              <w:end w:w="80" w:type="dxa"/>
+            </w:tcMar>
+            <w:tcMar>
+              <w:top w:w="40" w:type="dxa"/>
+              <w:bottom w:w="40" w:type="dxa"/>
+              <w:start w:w="80" w:type="dxa"/>
+              <w:end w:w="80" w:type="dxa"/>
+            </w:tcMar>
+          </w:tcPr>
+          <w:p>
+            <w:r/>
+            <w:r>
+              <w:rPr>
+                <w:rFonts w:ascii="Arial" w:hAnsi="Arial"/>
+                <w:b/>
+                <w:i w:val="0"/>
+                <w:sz w:val="22"/>
+              </w:rPr>
+              <w:t>1 (SATU)</w:t>
+            </w:r>
+          </w:p>
+        </w:tc>
+      </w:tr>
+      <w:tr>
+        <w:tc>
+          <w:tcPr>
+            <w:tcW w:type="dxa" w:w="2551"/>
+            <w:tcMar>
+              <w:top w:w="40" w:type="dxa"/>
+              <w:bottom w:w="40" w:type="dxa"/>
+              <w:start w:w="80" w:type="dxa"/>
+              <w:end w:w="80" w:type="dxa"/>
+            </w:tcMar>
+          </w:tcPr>
+          <w:p>
+            <w:r/>
+            <w:r>
+              <w:rPr>
+                <w:rFonts w:ascii="Arial" w:hAnsi="Arial"/>
+                <w:b/>
+                <w:sz w:val="22"/>
+              </w:rPr>
+              <w:t xml:space="preserve">NO. DAN TAJUK KEBOLEHAN TERAS / </w:t>
+            </w:r>
+            <w:r>
+              <w:rPr>
+                <w:rFonts w:ascii="Arial" w:hAnsi="Arial"/>
+                <w:b/>
+                <w:i/>
+                <w:sz w:val="22"/>
+              </w:rPr>
+              <w:t>CORE ABILITY NO. AND TITLE</w:t>
+            </w:r>
+          </w:p>
+        </w:tc>
+        <w:tc>
+          <w:tcPr>
+            <w:tcW w:type="dxa" w:w="2268"/>
+            <w:gridSpan w:val="2"/>
+            <w:tcMar>
+              <w:top w:w="40" w:type="dxa"/>
+              <w:bottom w:w="40" w:type="dxa"/>
+              <w:start w:w="80" w:type="dxa"/>
+              <w:end w:w="80" w:type="dxa"/>
+            </w:tcMar>
+            <w:tcMar>
+              <w:top w:w="40" w:type="dxa"/>
+              <w:bottom w:w="40" w:type="dxa"/>
+              <w:start w:w="80" w:type="dxa"/>
+              <w:end w:w="80" w:type="dxa"/>
+            </w:tcMar>
+          </w:tcPr>
+          <w:p>
+            <w:r/>
+            <w:r>
+              <w:rPr>
+                <w:rFonts w:ascii="Arial" w:hAnsi="Arial"/>
+                <w:b/>
+                <w:i w:val="0"/>
+                <w:sz w:val="22"/>
+              </w:rPr>
+              <w:t xml:space="preserve">CA04 KESEDARAN KESIHATAN, KESELAMATAN DAN ALAM SEKITAR </w:t>
+            </w:r>
+            <w:r>
+              <w:rPr>
+                <w:rFonts w:ascii="Arial" w:hAnsi="Arial"/>
+                <w:b/>
+                <w:i/>
+                <w:sz w:val="22"/>
+              </w:rPr>
+              <w:t>(HEALTH, SAFETY AND ENVIRONMENTAL AWARENESS)</w:t>
+            </w:r>
+          </w:p>
+        </w:tc>
+      </w:tr>
+      <w:tr>
+        <w:tc>
+          <w:tcPr>
+            <w:tcW w:type="dxa" w:w="2551"/>
+            <w:tcMar>
+              <w:top w:w="40" w:type="dxa"/>
+              <w:bottom w:w="40" w:type="dxa"/>
+              <w:start w:w="80" w:type="dxa"/>
+              <w:end w:w="80" w:type="dxa"/>
+            </w:tcMar>
+          </w:tcPr>
+          <w:p>
+            <w:r/>
+            <w:r>
+              <w:rPr>
+                <w:rFonts w:ascii="Arial" w:hAnsi="Arial"/>
+                <w:b/>
+                <w:sz w:val="22"/>
+              </w:rPr>
+              <w:t xml:space="preserve">NO. DAN PENYATAAN KEBOLEHAN / </w:t>
+            </w:r>
+            <w:r>
+              <w:rPr>
+                <w:rFonts w:ascii="Arial" w:hAnsi="Arial"/>
+                <w:b/>
+                <w:i/>
+                <w:sz w:val="22"/>
+              </w:rPr>
+              <w:t>ABILITY NO. AND STATEMENT</w:t>
+            </w:r>
+          </w:p>
+        </w:tc>
+        <w:tc>
+          <w:tcPr>
+            <w:tcW w:type="dxa" w:w="2268"/>
+            <w:gridSpan w:val="2"/>
+            <w:tcMar>
+              <w:top w:w="40" w:type="dxa"/>
+              <w:bottom w:w="40" w:type="dxa"/>
+              <w:start w:w="80" w:type="dxa"/>
+              <w:end w:w="80" w:type="dxa"/>
+            </w:tcMar>
+            <w:tcMar>
+              <w:top w:w="40" w:type="dxa"/>
+              <w:bottom w:w="40" w:type="dxa"/>
+              <w:start w:w="80" w:type="dxa"/>
+              <w:end w:w="80" w:type="dxa"/>
+            </w:tcMar>
+          </w:tcPr>
+          <w:p>
+            <w:r/>
+            <w:r>
+              <w:rPr>
+                <w:rFonts w:ascii="Arial" w:hAnsi="Arial"/>
+                <w:b/>
+                <w:i w:val="0"/>
+                <w:sz w:val="22"/>
+              </w:rPr>
+              <w:t xml:space="preserve">4.2 MEMATUHI AKTIVITI KESEDARAN KESELAMATAN </w:t>
+            </w:r>
+            <w:r>
+              <w:rPr>
+                <w:rFonts w:ascii="Arial" w:hAnsi="Arial"/>
+                <w:b/>
+                <w:i/>
+                <w:sz w:val="22"/>
+              </w:rPr>
+              <w:t>(ADHERE TO SAFETY AWARENESS ACTIVITY)</w:t>
+            </w:r>
+          </w:p>
+        </w:tc>
+      </w:tr>
+      <w:tr>
+        <w:tc>
+          <w:tcPr>
+            <w:tcW w:type="dxa" w:w="2551"/>
+            <w:tcMar>
+              <w:top w:w="40" w:type="dxa"/>
+              <w:bottom w:w="40" w:type="dxa"/>
+              <w:start w:w="80" w:type="dxa"/>
+              <w:end w:w="80" w:type="dxa"/>
+            </w:tcMar>
+          </w:tcPr>
+          <w:p>
+            <w:r/>
+            <w:r>
+              <w:rPr>
+                <w:rFonts w:ascii="Arial" w:hAnsi="Arial"/>
+                <w:b/>
+                <w:sz w:val="22"/>
+              </w:rPr>
+              <w:t xml:space="preserve">NO. KOD / </w:t>
+            </w:r>
+            <w:r>
+              <w:rPr>
+                <w:rFonts w:ascii="Arial" w:hAnsi="Arial"/>
+                <w:b/>
+                <w:i/>
+                <w:sz w:val="22"/>
+              </w:rPr>
+              <w:t>CODE NO.</w:t>
+            </w:r>
+          </w:p>
+        </w:tc>
+        <w:tc>
+          <w:tcPr>
+            <w:tcW w:type="dxa" w:w="4819"/>
+            <w:tcMar>
+              <w:top w:w="40" w:type="dxa"/>
+              <w:bottom w:w="40" w:type="dxa"/>
+              <w:start w:w="80" w:type="dxa"/>
+              <w:end w:w="80" w:type="dxa"/>
+            </w:tcMar>
+          </w:tcPr>
+          <w:p>
+            <w:r/>
+            <w:r>
+              <w:rPr>
+                <w:rFonts w:ascii="Arial" w:hAnsi="Arial"/>
+                <w:b/>
+                <w:i w:val="0"/>
+                <w:sz w:val="22"/>
+              </w:rPr>
+              <w:t>Z-009-1:2015-M04/P(2/5)</w:t>
+            </w:r>
+          </w:p>
+        </w:tc>
+        <w:tc>
+          <w:tcPr>
+            <w:tcW w:type="dxa" w:w="2268"/>
+            <w:tcMar>
+              <w:top w:w="40" w:type="dxa"/>
+              <w:bottom w:w="40" w:type="dxa"/>
+              <w:start w:w="80" w:type="dxa"/>
+              <w:end w:w="80" w:type="dxa"/>
+            </w:tcMar>
+          </w:tcPr>
+          <w:p>
+            <w:r/>
+            <w:r>
+              <w:rPr>
+                <w:rFonts w:ascii="Arial" w:hAnsi="Arial"/>
+                <w:b/>
+                <w:sz w:val="22"/>
+              </w:rPr>
+              <w:t xml:space="preserve">Mukasurat / </w:t>
+            </w:r>
+            <w:r>
+              <w:rPr>
+                <w:rFonts w:ascii="Arial" w:hAnsi="Arial"/>
+                <w:b/>
+                <w:i/>
+                <w:sz w:val="22"/>
+              </w:rPr>
+              <w:t>Page</w:t>
+            </w:r>
+            <w:r>
+              <w:rPr>
+                <w:rFonts w:ascii="Arial" w:hAnsi="Arial"/>
+                <w:b/>
+                <w:sz w:val="22"/>
+              </w:rPr>
+              <w:t xml:space="preserve"> : </w:t>
+            </w:r>
+            <w:r>
+              <w:rPr>
+                <w:rFonts w:ascii="Arial" w:hAnsi="Arial"/>
+                <w:b/>
+                <w:sz w:val="22"/>
+              </w:rPr>
+              <w:fldChar w:fldCharType="begin"/>
+              <w:instrText xml:space="preserve">PAGE</w:instrText>
+              <w:fldChar w:fldCharType="separate"/>
+              <w:t>1</w:t>
+              <w:fldChar w:fldCharType="end"/>
+            </w:r>
+          </w:p>
+          <w:p>
+            <w:r>
+              <w:rPr>
+                <w:rFonts w:ascii="Arial" w:hAnsi="Arial"/>
+                <w:b/>
+                <w:sz w:val="22"/>
+              </w:rPr>
+              <w:t xml:space="preserve">Drpd / </w:t>
+            </w:r>
+            <w:r>
+              <w:rPr>
+                <w:rFonts w:ascii="Arial" w:hAnsi="Arial"/>
+                <w:b/>
+                <w:i/>
+                <w:sz w:val="22"/>
+              </w:rPr>
+              <w:t>of</w:t>
+            </w:r>
+            <w:r>
+              <w:rPr>
+                <w:rFonts w:ascii="Arial" w:hAnsi="Arial"/>
+                <w:b/>
+                <w:sz w:val="22"/>
+              </w:rPr>
+              <w:t xml:space="preserve"> : </w:t>
+            </w:r>
+            <w:r>
+              <w:rPr>
+                <w:rFonts w:ascii="Arial" w:hAnsi="Arial"/>
+                <w:b/>
+                <w:sz w:val="22"/>
+              </w:rPr>
+              <w:fldChar w:fldCharType="begin"/>
+              <w:instrText xml:space="preserve">NUMPAGES</w:instrText>
+              <w:fldChar w:fldCharType="separate"/>
+              <w:t>1</w:t>
+              <w:fldChar w:fldCharType="end"/>
+            </w:r>
+          </w:p>
+        </w:tc>
+      </w:tr>
+    </w:tbl>
+    <w:p/>
     <w:p>
+      <w:pPr>
+        <w:spacing w:line="276" w:lineRule="auto" w:after="120"/>
+        <w:jc w:val="left"/>
+      </w:pPr>
       <w:r>
         <w:rPr>
-          <w:rFonts w:ascii="Arial" w:hAnsi="Arial"/>
+          <w:rFonts w:ascii="Arial" w:hAnsi="Arial" w:cs="Arial"/>
           <w:b/>
-          <w:sz w:val="24"/>
+          <w:color w:val="000000"/>
+          <w:sz w:val="22"/>
         </w:rPr>
         <w:t>TAJUK</w:t>
       </w:r>
       <w:r>
         <w:rPr>
-          <w:rFonts w:ascii="Arial" w:hAnsi="Arial"/>
+          <w:rFonts w:ascii="Arial" w:hAnsi="Arial" w:cs="Arial"/>
           <w:b/>
-          <w:sz w:val="24"/>
+          <w:color w:val="000000"/>
+          <w:sz w:val="22"/>
         </w:rPr>
         <w:t>/</w:t>
       </w:r>
       <w:r>
         <w:rPr>
-          <w:rFonts w:ascii="Arial" w:hAnsi="Arial"/>
+          <w:rFonts w:ascii="Arial" w:hAnsi="Arial" w:cs="Arial"/>
           <w:b/>
           <w:i/>
-          <w:sz w:val="24"/>
+          <w:color w:val="000000"/>
+          <w:sz w:val="22"/>
         </w:rPr>
         <w:t>TITLE</w:t>
       </w:r>
       <w:r>
         <w:rPr>
-          <w:rFonts w:ascii="Arial" w:hAnsi="Arial"/>
+          <w:rFonts w:ascii="Arial" w:hAnsi="Arial" w:cs="Arial"/>
           <w:b/>
-          <w:sz w:val="24"/>
+          <w:color w:val="000000"/>
+          <w:sz w:val="22"/>
         </w:rPr>
         <w:t>:</w:t>
       </w:r>
       <w:r>
+        <w:rPr>
+          <w:rFonts w:ascii="Arial" w:hAnsi="Arial" w:cs="Arial"/>
+          <w:color w:val="000000"/>
+          <w:sz w:val="22"/>
+        </w:rPr>
         <w:t xml:space="preserve">  </w:t>
       </w:r>
       <w:r>
         <w:rPr>
-          <w:rFonts w:ascii="Arial" w:hAnsi="Arial"/>
+          <w:rFonts w:ascii="Arial" w:hAnsi="Arial" w:cs="Arial"/>
           <w:b/>
-          <w:sz w:val="24"/>
+          <w:i w:val="0"/>
+          <w:color w:val="000000"/>
+          <w:sz w:val="22"/>
         </w:rPr>
-        <w:t>SISTEM TEMPAT KERJA KESELAMATAN DAN KESIHATAN *(SAFETY AND HEALTH WORKPLACE SYSTEM)*</w:t>
+        <w:t xml:space="preserve">SISTEM TEMPAT KERJA KESELAMATAN DAN KESIHATAN </w:t>
+      </w:r>
+      <w:r>
+        <w:rPr>
+          <w:rFonts w:ascii="Arial" w:hAnsi="Arial" w:cs="Arial"/>
+          <w:b/>
+          <w:i/>
+          <w:color w:val="000000"/>
+          <w:sz w:val="22"/>
+        </w:rPr>
+        <w:t>(SAFETY AND HEALTH WORKPLACE SYSTEM)</w:t>
       </w:r>
     </w:p>
     <w:p/>
     <w:p>
+      <w:pPr>
+        <w:spacing w:line="276" w:lineRule="auto" w:after="120"/>
+        <w:jc w:val="left"/>
+      </w:pPr>
       <w:r>
         <w:rPr>
-          <w:rFonts w:ascii="Arial" w:hAnsi="Arial"/>
+          <w:rFonts w:ascii="Arial" w:hAnsi="Arial" w:cs="Arial"/>
           <w:b/>
-          <w:sz w:val="24"/>
+          <w:color w:val="000000"/>
+          <w:sz w:val="22"/>
         </w:rPr>
         <w:t>TUJUAN</w:t>
       </w:r>
       <w:r>
         <w:rPr>
-          <w:rFonts w:ascii="Arial" w:hAnsi="Arial"/>
+          <w:rFonts w:ascii="Arial" w:hAnsi="Arial" w:cs="Arial"/>
           <w:b/>
-          <w:sz w:val="24"/>
+          <w:color w:val="000000"/>
+          <w:sz w:val="22"/>
         </w:rPr>
         <w:t>/</w:t>
       </w:r>
       <w:r>
         <w:rPr>
-          <w:rFonts w:ascii="Arial" w:hAnsi="Arial"/>
+          <w:rFonts w:ascii="Arial" w:hAnsi="Arial" w:cs="Arial"/>
           <w:b/>
           <w:i/>
-          <w:sz w:val="24"/>
+          <w:color w:val="000000"/>
+          <w:sz w:val="22"/>
         </w:rPr>
         <w:t>PURPOSE</w:t>
       </w:r>
       <w:r>
         <w:rPr>
-          <w:rFonts w:ascii="Arial" w:hAnsi="Arial"/>
+          <w:rFonts w:ascii="Arial" w:hAnsi="Arial" w:cs="Arial"/>
           <w:b/>
-          <w:sz w:val="24"/>
+          <w:color w:val="000000"/>
+          <w:sz w:val="22"/>
         </w:rPr>
         <w:t>:</w:t>
       </w:r>
@@ -87,49 +717,59 @@
     <w:p/>
     <w:p>
       <w:pPr>
-        <w:spacing w:after="160"/>
+        <w:spacing w:after="120" w:line="276" w:lineRule="auto"/>
+        <w:jc w:val="left"/>
       </w:pPr>
       <w:r>
         <w:rPr>
-          <w:rFonts w:ascii="Arial" w:hAnsi="Arial"/>
+          <w:rFonts w:ascii="Arial" w:hAnsi="Arial" w:cs="Arial"/>
           <w:b w:val="0"/>
           <w:i w:val="0"/>
+          <w:color w:val="000000"/>
           <w:sz w:val="22"/>
         </w:rPr>
         <w:t>Kertas Penerangan ini bertujuan menerangkan Sistem Tempat Kerja Keselamatan dan Kesihatan. Individu yang kompeten dalam CA ini mesti mampu mematuhi peraturan Kesihatan, Keselamatan dan Alam Sekitar, seterusnya mengurangkan pendedahan kepada bahaya dan risiko serta insiden kecederaan dan penyakit berkaitan kerja.</w:t>
       </w:r>
     </w:p>
     <w:p>
+      <w:pPr>
+        <w:spacing w:line="276" w:lineRule="auto" w:after="120"/>
+        <w:jc w:val="left"/>
+      </w:pPr>
       <w:r>
         <w:rPr>
-          <w:rFonts w:ascii="Arial" w:hAnsi="Arial"/>
+          <w:rFonts w:ascii="Arial" w:hAnsi="Arial" w:cs="Arial"/>
           <w:b/>
-          <w:sz w:val="24"/>
+          <w:color w:val="000000"/>
+          <w:sz w:val="22"/>
         </w:rPr>
         <w:t>PENERANGAN</w:t>
       </w:r>
       <w:r>
         <w:rPr>
-          <w:rFonts w:ascii="Arial" w:hAnsi="Arial"/>
+          <w:rFonts w:ascii="Arial" w:hAnsi="Arial" w:cs="Arial"/>
           <w:b/>
-          <w:sz w:val="24"/>
+          <w:color w:val="000000"/>
+          <w:sz w:val="22"/>
         </w:rPr>
         <w:t>/</w:t>
       </w:r>
       <w:r>
         <w:rPr>
-          <w:rFonts w:ascii="Arial" w:hAnsi="Arial"/>
+          <w:rFonts w:ascii="Arial" w:hAnsi="Arial" w:cs="Arial"/>
           <w:b/>
           <w:i/>
-          <w:sz w:val="24"/>
+          <w:color w:val="000000"/>
+          <w:sz w:val="22"/>
         </w:rPr>
         <w:t>INFORMATION</w:t>
       </w:r>
       <w:r>
         <w:rPr>
-          <w:rFonts w:ascii="Arial" w:hAnsi="Arial"/>
+          <w:rFonts w:ascii="Arial" w:hAnsi="Arial" w:cs="Arial"/>
           <w:b/>
-          <w:sz w:val="24"/>
+          <w:color w:val="000000"/>
+          <w:sz w:val="22"/>
         </w:rPr>
         <w:t>:</w:t>
       </w:r>
@@ -137,36 +777,41 @@
     <w:p/>
     <w:p>
       <w:pPr>
-        <w:spacing w:before="200"/>
+        <w:spacing w:before="200" w:line="276" w:lineRule="auto" w:after="120"/>
+        <w:jc w:val="left"/>
       </w:pPr>
       <w:r>
         <w:rPr>
-          <w:rFonts w:ascii="Arial" w:hAnsi="Arial"/>
+          <w:rFonts w:ascii="Arial" w:hAnsi="Arial" w:cs="Arial"/>
           <w:b/>
           <w:i w:val="0"/>
-          <w:sz w:val="24"/>
+          <w:color w:val="000000"/>
+          <w:sz w:val="22"/>
         </w:rPr>
         <w:t xml:space="preserve">1.1 Jenis Bahaya </w:t>
       </w:r>
       <w:r>
         <w:rPr>
-          <w:rFonts w:ascii="Arial" w:hAnsi="Arial"/>
+          <w:rFonts w:ascii="Arial" w:hAnsi="Arial" w:cs="Arial"/>
           <w:b/>
           <w:i/>
-          <w:sz w:val="24"/>
+          <w:color w:val="000000"/>
+          <w:sz w:val="22"/>
         </w:rPr>
         <w:t>(Type Of Hazard)</w:t>
       </w:r>
     </w:p>
     <w:p>
       <w:pPr>
-        <w:spacing w:after="160"/>
+        <w:spacing w:after="120" w:line="276" w:lineRule="auto"/>
+        <w:jc w:val="left"/>
       </w:pPr>
       <w:r>
         <w:rPr>
-          <w:rFonts w:ascii="Arial" w:hAnsi="Arial"/>
+          <w:rFonts w:ascii="Arial" w:hAnsi="Arial" w:cs="Arial"/>
           <w:b w:val="0"/>
           <w:i w:val="0"/>
+          <w:color w:val="000000"/>
           <w:sz w:val="22"/>
         </w:rPr>
         <w:t>Bahaya bermaksud sumber atau situasi yang berpotensi menyebabkan kemudaratan dari segi kecederaan manusia atau kesihatan terjejas, kerosakan harta, kerosakan alam sekitar, atau gabungan kesemuanya.</w:t>
@@ -174,68 +819,97 @@
     </w:p>
     <w:p>
       <w:pPr>
-        <w:spacing w:after="160"/>
+        <w:spacing w:after="120" w:line="276" w:lineRule="auto"/>
+        <w:jc w:val="left"/>
       </w:pPr>
       <w:r>
         <w:rPr>
-          <w:rFonts w:ascii="Arial" w:hAnsi="Arial"/>
+          <w:rFonts w:ascii="Arial" w:hAnsi="Arial" w:cs="Arial"/>
           <w:b/>
           <w:i w:val="0"/>
+          <w:color w:val="000000"/>
           <w:sz w:val="22"/>
         </w:rPr>
-        <w:t>Pengenalpastian Bahaya *(Hazard Identification)</w:t>
+        <w:t xml:space="preserve">Pengenalpastian Bahaya </w:t>
       </w:r>
       <w:r>
         <w:rPr>
-          <w:rFonts w:ascii="Arial" w:hAnsi="Arial"/>
+          <w:rFonts w:ascii="Arial" w:hAnsi="Arial" w:cs="Arial"/>
+          <w:b/>
+          <w:i/>
+          <w:color w:val="000000"/>
+          <w:sz w:val="22"/>
+        </w:rPr>
+        <w:t>(Hazard Identification)</w:t>
+      </w:r>
+      <w:r>
+        <w:rPr>
+          <w:rFonts w:ascii="Arial" w:hAnsi="Arial" w:cs="Arial"/>
           <w:b w:val="0"/>
           <w:i w:val="0"/>
+          <w:color w:val="000000"/>
           <w:sz w:val="22"/>
         </w:rPr>
-        <w:t>* bertujuan menonjolkan operasi/tugas kritikal yang membawa risiko ketara kepada kesihatan dan keselamatan pekerja, serta bahaya berkaitan peralatan akibat sumber tenaga, keadaan kerja atau aktiviti yang dijalankan. Bahaya dibahagikan kepada tiga kumpulan utama:</w:t>
+        <w:t xml:space="preserve"> bertujuan menonjolkan operasi/tugas kritikal yang membawa risiko ketara kepada kesihatan dan keselamatan pekerja, serta bahaya berkaitan peralatan akibat sumber tenaga, keadaan kerja atau aktiviti yang dijalankan. Bahaya dibahagikan kepada tiga kumpulan utama:</w:t>
       </w:r>
     </w:p>
     <w:p>
       <w:pPr>
-        <w:spacing w:after="160"/>
+        <w:spacing w:after="120" w:line="276" w:lineRule="auto"/>
+        <w:jc w:val="left"/>
       </w:pPr>
       <w:r>
         <w:rPr>
-          <w:rFonts w:ascii="Arial" w:hAnsi="Arial"/>
+          <w:rFonts w:ascii="Arial" w:hAnsi="Arial" w:cs="Arial"/>
           <w:b/>
           <w:i w:val="0"/>
+          <w:color w:val="000000"/>
           <w:sz w:val="22"/>
         </w:rPr>
-        <w:t>i) Bahaya kesihatan *(Health hazards)</w:t>
+        <w:t xml:space="preserve">i) Bahaya kesihatan </w:t>
       </w:r>
       <w:r>
         <w:rPr>
-          <w:rFonts w:ascii="Arial" w:hAnsi="Arial"/>
+          <w:rFonts w:ascii="Arial" w:hAnsi="Arial" w:cs="Arial"/>
+          <w:b/>
+          <w:i/>
+          <w:color w:val="000000"/>
+          <w:sz w:val="22"/>
+        </w:rPr>
+        <w:t>(Health hazards)</w:t>
+      </w:r>
+      <w:r>
+        <w:rPr>
+          <w:rFonts w:ascii="Arial" w:hAnsi="Arial" w:cs="Arial"/>
           <w:b w:val="0"/>
           <w:i w:val="0"/>
+          <w:color w:val="000000"/>
           <w:sz w:val="22"/>
         </w:rPr>
-        <w:t>* — agen yang boleh menyebabkan penyakit kepada individu, sama ada kesan segera (akut) atau jangka panjang (kronik). Contoh: kehilangan pendengaran akibat bunyi bising sering sukar dikesan sehingga sudah teruk.</w:t>
+        <w:t xml:space="preserve"> — agen yang boleh menyebabkan penyakit kepada individu, sama ada kesan segera (akut) atau jangka panjang (kronik). Contoh: kehilangan pendengaran akibat bunyi bising sering sukar dikesan sehingga sudah teruk.</w:t>
       </w:r>
     </w:p>
     <w:p>
       <w:pPr>
-        <w:spacing w:after="160"/>
+        <w:spacing w:after="120" w:line="276" w:lineRule="auto"/>
+        <w:jc w:val="left"/>
       </w:pPr>
       <w:r>
         <w:rPr>
-          <w:rFonts w:ascii="Arial" w:hAnsi="Arial"/>
+          <w:rFonts w:ascii="Arial" w:hAnsi="Arial" w:cs="Arial"/>
           <w:b w:val="0"/>
           <w:i/>
+          <w:color w:val="000000"/>
           <w:sz w:val="22"/>
         </w:rPr>
         <w:t>Konteks studio:</w:t>
       </w:r>
       <w:r>
         <w:rPr>
-          <w:rFonts w:ascii="Arial" w:hAnsi="Arial"/>
+          <w:rFonts w:ascii="Arial" w:hAnsi="Arial" w:cs="Arial"/>
           <w:b w:val="0"/>
           <w:i w:val="0"/>
+          <w:color w:val="000000"/>
           <w:sz w:val="22"/>
         </w:rPr>
         <w:t xml:space="preserve"> pendedahan berpanjangan kepada bunyi kuat semasa mixing/mastering audio boleh menyebabkan kehilangan pendengaran progresif tanpa disedari editor.</w:t>
@@ -243,36 +917,51 @@
     </w:p>
     <w:p>
       <w:pPr>
-        <w:spacing w:after="160"/>
+        <w:spacing w:after="120" w:line="276" w:lineRule="auto"/>
+        <w:jc w:val="left"/>
       </w:pPr>
       <w:r>
         <w:rPr>
-          <w:rFonts w:ascii="Arial" w:hAnsi="Arial"/>
+          <w:rFonts w:ascii="Arial" w:hAnsi="Arial" w:cs="Arial"/>
           <w:b/>
           <w:i w:val="0"/>
+          <w:color w:val="000000"/>
           <w:sz w:val="22"/>
         </w:rPr>
-        <w:t>ii) Bahaya keselamatan *(Safety hazards)</w:t>
+        <w:t xml:space="preserve">ii) Bahaya keselamatan </w:t>
       </w:r>
       <w:r>
         <w:rPr>
-          <w:rFonts w:ascii="Arial" w:hAnsi="Arial"/>
+          <w:rFonts w:ascii="Arial" w:hAnsi="Arial" w:cs="Arial"/>
+          <w:b/>
+          <w:i/>
+          <w:color w:val="000000"/>
+          <w:sz w:val="22"/>
+        </w:rPr>
+        <w:t>(Safety hazards)</w:t>
+      </w:r>
+      <w:r>
+        <w:rPr>
+          <w:rFonts w:ascii="Arial" w:hAnsi="Arial" w:cs="Arial"/>
           <w:b w:val="0"/>
           <w:i w:val="0"/>
+          <w:color w:val="000000"/>
           <w:sz w:val="22"/>
         </w:rPr>
-        <w:t>* — sebarang daya yang cukup kuat untuk menyebabkan kecederaan atau kerosakan harta, biasanya jelas kelihatan:</w:t>
+        <w:t xml:space="preserve"> — sebarang daya yang cukup kuat untuk menyebabkan kecederaan atau kerosakan harta, biasanya jelas kelihatan:</w:t>
       </w:r>
     </w:p>
     <w:p>
       <w:pPr>
-        <w:spacing w:after="160"/>
+        <w:spacing w:after="120" w:line="276" w:lineRule="auto"/>
+        <w:jc w:val="left"/>
       </w:pPr>
       <w:r>
         <w:rPr>
-          <w:rFonts w:ascii="Arial" w:hAnsi="Arial"/>
+          <w:rFonts w:ascii="Arial" w:hAnsi="Arial" w:cs="Arial"/>
           <w:b w:val="0"/>
           <w:i w:val="0"/>
+          <w:color w:val="000000"/>
           <w:sz w:val="22"/>
         </w:rPr>
         <w:t>a) slipping/tripping hazards (such as wires run across floors);</w:t>
@@ -280,13 +969,15 @@
     </w:p>
     <w:p>
       <w:pPr>
-        <w:spacing w:after="160"/>
+        <w:spacing w:after="120" w:line="276" w:lineRule="auto"/>
+        <w:jc w:val="left"/>
       </w:pPr>
       <w:r>
         <w:rPr>
-          <w:rFonts w:ascii="Arial" w:hAnsi="Arial"/>
+          <w:rFonts w:ascii="Arial" w:hAnsi="Arial" w:cs="Arial"/>
           <w:b w:val="0"/>
           <w:i w:val="0"/>
+          <w:color w:val="000000"/>
           <w:sz w:val="22"/>
         </w:rPr>
         <w:t>b) fire hazards (from flammable materials);</w:t>
@@ -294,13 +985,15 @@
     </w:p>
     <w:p>
       <w:pPr>
-        <w:spacing w:after="160"/>
+        <w:spacing w:after="120" w:line="276" w:lineRule="auto"/>
+        <w:jc w:val="left"/>
       </w:pPr>
       <w:r>
         <w:rPr>
-          <w:rFonts w:ascii="Arial" w:hAnsi="Arial"/>
+          <w:rFonts w:ascii="Arial" w:hAnsi="Arial" w:cs="Arial"/>
           <w:b w:val="0"/>
           <w:i w:val="0"/>
+          <w:color w:val="000000"/>
           <w:sz w:val="22"/>
         </w:rPr>
         <w:t>c) moving parts of machinery, tools and equipment (such as pinch and nip points);</w:t>
@@ -308,13 +1001,15 @@
     </w:p>
     <w:p>
       <w:pPr>
-        <w:spacing w:after="160"/>
+        <w:spacing w:after="120" w:line="276" w:lineRule="auto"/>
+        <w:jc w:val="left"/>
       </w:pPr>
       <w:r>
         <w:rPr>
-          <w:rFonts w:ascii="Arial" w:hAnsi="Arial"/>
+          <w:rFonts w:ascii="Arial" w:hAnsi="Arial" w:cs="Arial"/>
           <w:b w:val="0"/>
           <w:i w:val="0"/>
+          <w:color w:val="000000"/>
           <w:sz w:val="22"/>
         </w:rPr>
         <w:t>d) work at height (such as work done on scaffolds);</w:t>
@@ -322,13 +1017,15 @@
     </w:p>
     <w:p>
       <w:pPr>
-        <w:spacing w:after="160"/>
+        <w:spacing w:after="120" w:line="276" w:lineRule="auto"/>
+        <w:jc w:val="left"/>
       </w:pPr>
       <w:r>
         <w:rPr>
-          <w:rFonts w:ascii="Arial" w:hAnsi="Arial"/>
+          <w:rFonts w:ascii="Arial" w:hAnsi="Arial" w:cs="Arial"/>
           <w:b w:val="0"/>
           <w:i w:val="0"/>
+          <w:color w:val="000000"/>
           <w:sz w:val="22"/>
         </w:rPr>
         <w:t>e) ejection of material (such as from moulding);</w:t>
@@ -336,13 +1033,15 @@
     </w:p>
     <w:p>
       <w:pPr>
-        <w:spacing w:after="160"/>
+        <w:spacing w:after="120" w:line="276" w:lineRule="auto"/>
+        <w:jc w:val="left"/>
       </w:pPr>
       <w:r>
         <w:rPr>
-          <w:rFonts w:ascii="Arial" w:hAnsi="Arial"/>
+          <w:rFonts w:ascii="Arial" w:hAnsi="Arial" w:cs="Arial"/>
           <w:b w:val="0"/>
           <w:i w:val="0"/>
+          <w:color w:val="000000"/>
           <w:sz w:val="22"/>
         </w:rPr>
         <w:t>f) pressure systems (such as steam boilers and pipes);</w:t>
@@ -350,13 +1049,15 @@
     </w:p>
     <w:p>
       <w:pPr>
-        <w:spacing w:after="160"/>
+        <w:spacing w:after="120" w:line="276" w:lineRule="auto"/>
+        <w:jc w:val="left"/>
       </w:pPr>
       <w:r>
         <w:rPr>
-          <w:rFonts w:ascii="Arial" w:hAnsi="Arial"/>
+          <w:rFonts w:ascii="Arial" w:hAnsi="Arial" w:cs="Arial"/>
           <w:b w:val="0"/>
           <w:i w:val="0"/>
+          <w:color w:val="000000"/>
           <w:sz w:val="22"/>
         </w:rPr>
         <w:t>g) vehicles (such as forklifts and trucks);</w:t>
@@ -364,13 +1065,15 @@
     </w:p>
     <w:p>
       <w:pPr>
-        <w:spacing w:after="160"/>
+        <w:spacing w:after="120" w:line="276" w:lineRule="auto"/>
+        <w:jc w:val="left"/>
       </w:pPr>
       <w:r>
         <w:rPr>
-          <w:rFonts w:ascii="Arial" w:hAnsi="Arial"/>
+          <w:rFonts w:ascii="Arial" w:hAnsi="Arial" w:cs="Arial"/>
           <w:b w:val="0"/>
           <w:i w:val="0"/>
+          <w:color w:val="000000"/>
           <w:sz w:val="22"/>
         </w:rPr>
         <w:t>h) lifting and other manual handling operations; and</w:t>
@@ -378,13 +1081,15 @@
     </w:p>
     <w:p>
       <w:pPr>
-        <w:spacing w:after="160"/>
+        <w:spacing w:after="120" w:line="276" w:lineRule="auto"/>
+        <w:jc w:val="left"/>
       </w:pPr>
       <w:r>
         <w:rPr>
-          <w:rFonts w:ascii="Arial" w:hAnsi="Arial"/>
+          <w:rFonts w:ascii="Arial" w:hAnsi="Arial" w:cs="Arial"/>
           <w:b w:val="0"/>
           <w:i w:val="0"/>
+          <w:color w:val="000000"/>
           <w:sz w:val="22"/>
         </w:rPr>
         <w:t>i) working alone.</w:t>
@@ -392,22 +1097,25 @@
     </w:p>
     <w:p>
       <w:pPr>
-        <w:spacing w:after="160"/>
+        <w:spacing w:after="120" w:line="276" w:lineRule="auto"/>
+        <w:jc w:val="left"/>
       </w:pPr>
       <w:r>
         <w:rPr>
-          <w:rFonts w:ascii="Arial" w:hAnsi="Arial"/>
+          <w:rFonts w:ascii="Arial" w:hAnsi="Arial" w:cs="Arial"/>
           <w:b w:val="0"/>
           <w:i/>
+          <w:color w:val="000000"/>
           <w:sz w:val="22"/>
         </w:rPr>
         <w:t>Konteks studio:</w:t>
       </w:r>
       <w:r>
         <w:rPr>
-          <w:rFonts w:ascii="Arial" w:hAnsi="Arial"/>
+          <w:rFonts w:ascii="Arial" w:hAnsi="Arial" w:cs="Arial"/>
           <w:b w:val="0"/>
           <w:i w:val="0"/>
+          <w:color w:val="000000"/>
           <w:sz w:val="22"/>
         </w:rPr>
         <w:t xml:space="preserve"> bahaya (a) "slipping/tripping hazards" ialah bahaya paling relevan kepada suite editing — kabel kuasa, kabel HDMI/SDI dan kabel storan luaran yang melintasi lantai antara workstation editing menjadi risiko tersandung utama.</w:t>
@@ -415,36 +1123,51 @@
     </w:p>
     <w:p>
       <w:pPr>
-        <w:spacing w:after="160"/>
+        <w:spacing w:after="120" w:line="276" w:lineRule="auto"/>
+        <w:jc w:val="left"/>
       </w:pPr>
       <w:r>
         <w:rPr>
-          <w:rFonts w:ascii="Arial" w:hAnsi="Arial"/>
+          <w:rFonts w:ascii="Arial" w:hAnsi="Arial" w:cs="Arial"/>
           <w:b/>
           <w:i w:val="0"/>
+          <w:color w:val="000000"/>
           <w:sz w:val="22"/>
         </w:rPr>
-        <w:t>1.2 Teknik Pengenalpastian Bahaya *(Hazard identification technique)</w:t>
+        <w:t xml:space="preserve">1.2 Teknik Pengenalpastian Bahaya </w:t>
       </w:r>
       <w:r>
         <w:rPr>
-          <w:rFonts w:ascii="Arial" w:hAnsi="Arial"/>
+          <w:rFonts w:ascii="Arial" w:hAnsi="Arial" w:cs="Arial"/>
+          <w:b/>
+          <w:i/>
+          <w:color w:val="000000"/>
+          <w:sz w:val="22"/>
+        </w:rPr>
+        <w:t>(Hazard identification technique)</w:t>
+      </w:r>
+      <w:r>
+        <w:rPr>
+          <w:rFonts w:ascii="Arial" w:hAnsi="Arial" w:cs="Arial"/>
           <w:b w:val="0"/>
           <w:i w:val="0"/>
+          <w:color w:val="000000"/>
           <w:sz w:val="22"/>
         </w:rPr>
-        <w:t>* — majikan perlu membangunkan metodologi berdasarkan:</w:t>
+        <w:t xml:space="preserve"> — majikan perlu membangunkan metodologi berdasarkan:</w:t>
       </w:r>
     </w:p>
     <w:p>
       <w:pPr>
-        <w:spacing w:after="160"/>
+        <w:spacing w:after="120" w:line="276" w:lineRule="auto"/>
+        <w:jc w:val="left"/>
       </w:pPr>
       <w:r>
         <w:rPr>
-          <w:rFonts w:ascii="Arial" w:hAnsi="Arial"/>
+          <w:rFonts w:ascii="Arial" w:hAnsi="Arial" w:cs="Arial"/>
           <w:b w:val="0"/>
           <w:i w:val="0"/>
+          <w:color w:val="000000"/>
           <w:sz w:val="22"/>
         </w:rPr>
         <w:t>i) laporan siasatan kejadian berbahaya; ii) rekod pertolongan cemas dan kecederaan kecil; iii) program perlindungan kesihatan tempat kerja; iv) keputusan pemeriksaan tempat kerja; v) aduan dan komen pekerja; vi) laporan/kajian kerajaan atau majikan; vii) laporan di bawah peraturan OSHA 1994; viii) rekod bahan berbahaya; dan ix) maklumat relevan lain.</w:t>
@@ -452,68 +1175,87 @@
     </w:p>
     <w:p>
       <w:pPr>
-        <w:spacing w:before="200"/>
+        <w:spacing w:before="120" w:after="120" w:line="276" w:lineRule="auto"/>
+        <w:jc w:val="left"/>
       </w:pPr>
       <w:r>
         <w:rPr>
-          <w:rFonts w:ascii="Arial" w:hAnsi="Arial"/>
+          <w:rFonts w:ascii="Arial" w:hAnsi="Arial" w:cs="Arial"/>
           <w:b/>
           <w:i w:val="0"/>
-          <w:sz w:val="24"/>
+          <w:color w:val="000000"/>
+          <w:sz w:val="22"/>
         </w:rPr>
         <w:t xml:space="preserve">2. Arahan Kerja, Prosedur Operasi Selamat Dan Pelan Tindak Balas Kecemasan </w:t>
       </w:r>
       <w:r>
         <w:rPr>
-          <w:rFonts w:ascii="Arial" w:hAnsi="Arial"/>
+          <w:rFonts w:ascii="Arial" w:hAnsi="Arial" w:cs="Arial"/>
           <w:b/>
           <w:i/>
-          <w:sz w:val="24"/>
+          <w:color w:val="000000"/>
+          <w:sz w:val="22"/>
         </w:rPr>
         <w:t>(Work Instruction, Safe Operating Procedure And Emergency Response Plan)</w:t>
       </w:r>
     </w:p>
     <w:p>
       <w:pPr>
-        <w:spacing w:after="160"/>
+        <w:spacing w:after="120" w:line="276" w:lineRule="auto"/>
+        <w:jc w:val="left"/>
       </w:pPr>
       <w:r>
         <w:rPr>
-          <w:rFonts w:ascii="Arial" w:hAnsi="Arial"/>
+          <w:rFonts w:ascii="Arial" w:hAnsi="Arial" w:cs="Arial"/>
           <w:b/>
           <w:i w:val="0"/>
+          <w:color w:val="000000"/>
           <w:sz w:val="22"/>
         </w:rPr>
-        <w:t>2.1 Arahan Kerja *(Work Instruction)</w:t>
+        <w:t xml:space="preserve">2.1 Arahan Kerja </w:t>
       </w:r>
       <w:r>
         <w:rPr>
-          <w:rFonts w:ascii="Arial" w:hAnsi="Arial"/>
+          <w:rFonts w:ascii="Arial" w:hAnsi="Arial" w:cs="Arial"/>
+          <w:b/>
+          <w:i/>
+          <w:color w:val="000000"/>
+          <w:sz w:val="22"/>
+        </w:rPr>
+        <w:t>(Work Instruction)</w:t>
+      </w:r>
+      <w:r>
+        <w:rPr>
+          <w:rFonts w:ascii="Arial" w:hAnsi="Arial" w:cs="Arial"/>
           <w:b w:val="0"/>
           <w:i w:val="0"/>
+          <w:color w:val="000000"/>
           <w:sz w:val="22"/>
         </w:rPr>
-        <w:t>* — alat membantu seseorang melakukan kerja dengan betul; menonjolkan bahaya dan risiko dalam sesuatu proses/tugas serta maklumat untuk membantu pekerja melaksanakan aktiviti dengan selamat.</w:t>
+        <w:t xml:space="preserve"> — alat membantu seseorang melakukan kerja dengan betul; menonjolkan bahaya dan risiko dalam sesuatu proses/tugas serta maklumat untuk membantu pekerja melaksanakan aktiviti dengan selamat.</w:t>
       </w:r>
     </w:p>
     <w:p>
       <w:pPr>
-        <w:spacing w:after="160"/>
+        <w:spacing w:after="120" w:line="276" w:lineRule="auto"/>
+        <w:jc w:val="left"/>
       </w:pPr>
       <w:r>
         <w:rPr>
-          <w:rFonts w:ascii="Arial" w:hAnsi="Arial"/>
+          <w:rFonts w:ascii="Arial" w:hAnsi="Arial" w:cs="Arial"/>
           <w:b/>
           <w:i w:val="0"/>
+          <w:color w:val="000000"/>
           <w:sz w:val="22"/>
         </w:rPr>
         <w:t>2.2 Prosedur Operasi Selamat (SOP)</w:t>
       </w:r>
       <w:r>
         <w:rPr>
-          <w:rFonts w:ascii="Arial" w:hAnsi="Arial"/>
+          <w:rFonts w:ascii="Arial" w:hAnsi="Arial" w:cs="Arial"/>
           <w:b w:val="0"/>
           <w:i w:val="0"/>
+          <w:color w:val="000000"/>
           <w:sz w:val="22"/>
         </w:rPr>
         <w:t xml:space="preserve"> — dokumen bertulis memberi arahan langkah demi langkah bagi melaksanakan tugas dengan selamat.</w:t>
@@ -521,22 +1263,25 @@
     </w:p>
     <w:p>
       <w:pPr>
-        <w:spacing w:after="160"/>
+        <w:spacing w:after="120" w:line="276" w:lineRule="auto"/>
+        <w:jc w:val="left"/>
       </w:pPr>
       <w:r>
         <w:rPr>
-          <w:rFonts w:ascii="Arial" w:hAnsi="Arial"/>
+          <w:rFonts w:ascii="Arial" w:hAnsi="Arial" w:cs="Arial"/>
           <w:b/>
           <w:i w:val="0"/>
+          <w:color w:val="000000"/>
           <w:sz w:val="22"/>
         </w:rPr>
         <w:t>i) Kepentingan SOP:</w:t>
       </w:r>
       <w:r>
         <w:rPr>
-          <w:rFonts w:ascii="Arial" w:hAnsi="Arial"/>
+          <w:rFonts w:ascii="Arial" w:hAnsi="Arial" w:cs="Arial"/>
           <w:b w:val="0"/>
           <w:i w:val="0"/>
+          <w:color w:val="000000"/>
           <w:sz w:val="22"/>
         </w:rPr>
         <w:t xml:space="preserve"> a. Mengurangkan insiden; b. Mengekalkan pensijilan; c. Mengurangkan liabiliti undang-undang; d. Menambah baik operasi.</w:t>
@@ -544,22 +1289,25 @@
     </w:p>
     <w:p>
       <w:pPr>
-        <w:spacing w:after="160"/>
+        <w:spacing w:after="120" w:line="276" w:lineRule="auto"/>
+        <w:jc w:val="left"/>
       </w:pPr>
       <w:r>
         <w:rPr>
-          <w:rFonts w:ascii="Arial" w:hAnsi="Arial"/>
+          <w:rFonts w:ascii="Arial" w:hAnsi="Arial" w:cs="Arial"/>
           <w:b w:val="0"/>
           <w:i/>
+          <w:color w:val="000000"/>
           <w:sz w:val="22"/>
         </w:rPr>
         <w:t>Konteks studio:</w:t>
       </w:r>
       <w:r>
         <w:rPr>
-          <w:rFonts w:ascii="Arial" w:hAnsi="Arial"/>
+          <w:rFonts w:ascii="Arial" w:hAnsi="Arial" w:cs="Arial"/>
           <w:b w:val="0"/>
           <w:i w:val="0"/>
+          <w:color w:val="000000"/>
           <w:sz w:val="22"/>
         </w:rPr>
         <w:t xml:space="preserve"> SOP backup fail projek editing (contoh: "simpan salinan pada dua storan berasingan sebelum menutup projek") mengurangkan insiden kehilangan data pelanggan dan mengelak liabiliti undang-undang jika footage klien hilang.</w:t>
@@ -567,22 +1315,25 @@
     </w:p>
     <w:p>
       <w:pPr>
-        <w:spacing w:after="160"/>
+        <w:spacing w:after="120" w:line="276" w:lineRule="auto"/>
+        <w:jc w:val="left"/>
       </w:pPr>
       <w:r>
         <w:rPr>
-          <w:rFonts w:ascii="Arial" w:hAnsi="Arial"/>
+          <w:rFonts w:ascii="Arial" w:hAnsi="Arial" w:cs="Arial"/>
           <w:b/>
           <w:i w:val="0"/>
+          <w:color w:val="000000"/>
           <w:sz w:val="22"/>
         </w:rPr>
         <w:t>2.3 Pelan Tindak Balas Kecemasan (ERP)</w:t>
       </w:r>
       <w:r>
         <w:rPr>
-          <w:rFonts w:ascii="Arial" w:hAnsi="Arial"/>
+          <w:rFonts w:ascii="Arial" w:hAnsi="Arial" w:cs="Arial"/>
           <w:b w:val="0"/>
           <w:i w:val="0"/>
+          <w:color w:val="000000"/>
           <w:sz w:val="22"/>
         </w:rPr>
         <w:t xml:space="preserve"> — Malaysia mentadbir pengurusan bencana melalui Arahan MKN No. 20; Akta khusus yang mentadbir keselamatan tempat kerja ialah Akta Keselamatan dan Kesihatan Pekerjaan (OSHA) 1994.</w:t>
@@ -590,22 +1341,25 @@
     </w:p>
     <w:p>
       <w:pPr>
-        <w:spacing w:after="160"/>
+        <w:spacing w:after="120" w:line="276" w:lineRule="auto"/>
+        <w:jc w:val="left"/>
       </w:pPr>
       <w:r>
         <w:rPr>
-          <w:rFonts w:ascii="Arial" w:hAnsi="Arial"/>
+          <w:rFonts w:ascii="Arial" w:hAnsi="Arial" w:cs="Arial"/>
           <w:b/>
           <w:i w:val="0"/>
+          <w:color w:val="000000"/>
           <w:sz w:val="22"/>
         </w:rPr>
         <w:t>2.4 Prosedur ERP</w:t>
       </w:r>
       <w:r>
         <w:rPr>
-          <w:rFonts w:ascii="Arial" w:hAnsi="Arial"/>
+          <w:rFonts w:ascii="Arial" w:hAnsi="Arial" w:cs="Arial"/>
           <w:b w:val="0"/>
           <w:i w:val="0"/>
+          <w:color w:val="000000"/>
           <w:sz w:val="22"/>
         </w:rPr>
         <w:t xml:space="preserve"> — i) menetapkan tanggungjawab ERP; ii) menyediakan prosedur kecemasan di semua peringkat mengikut keperluan tempat; iii) mengurus keperluan minimum amalan pemindahan bagi setiap bangunan.</w:t>
@@ -613,22 +1367,25 @@
     </w:p>
     <w:p>
       <w:pPr>
-        <w:spacing w:after="160"/>
+        <w:spacing w:after="120" w:line="276" w:lineRule="auto"/>
+        <w:jc w:val="left"/>
       </w:pPr>
       <w:r>
         <w:rPr>
-          <w:rFonts w:ascii="Arial" w:hAnsi="Arial"/>
+          <w:rFonts w:ascii="Arial" w:hAnsi="Arial" w:cs="Arial"/>
           <w:b/>
           <w:i w:val="0"/>
+          <w:color w:val="000000"/>
           <w:sz w:val="22"/>
         </w:rPr>
         <w:t>2.5 Tanggungjawab, Akauntabiliti dan Kuasa</w:t>
       </w:r>
       <w:r>
         <w:rPr>
-          <w:rFonts w:ascii="Arial" w:hAnsi="Arial"/>
+          <w:rFonts w:ascii="Arial" w:hAnsi="Arial" w:cs="Arial"/>
           <w:b w:val="0"/>
           <w:i w:val="0"/>
+          <w:color w:val="000000"/>
           <w:sz w:val="22"/>
         </w:rPr>
         <w:t xml:space="preserve"> — A. Ketua Pengurusan Tempatan (melantik Ketua Pemerintah Insiden Tempatan, membangunkan Arahan Kecemasan Tempatan, mengenal pasti Titik Perhimpunan); B. Kakitangan Pasukan Tindak Balas Kecemasan (ERT); C. Pemerintah Insiden.</w:t>
@@ -636,22 +1393,25 @@
     </w:p>
     <w:p>
       <w:pPr>
-        <w:spacing w:after="160"/>
+        <w:spacing w:after="120" w:line="276" w:lineRule="auto"/>
+        <w:jc w:val="left"/>
       </w:pPr>
       <w:r>
         <w:rPr>
-          <w:rFonts w:ascii="Arial" w:hAnsi="Arial"/>
+          <w:rFonts w:ascii="Arial" w:hAnsi="Arial" w:cs="Arial"/>
           <w:b/>
           <w:i w:val="0"/>
+          <w:color w:val="000000"/>
           <w:sz w:val="22"/>
         </w:rPr>
         <w:t>2.6 Prosedur Pemindahan Kecemasan</w:t>
       </w:r>
       <w:r>
         <w:rPr>
-          <w:rFonts w:ascii="Arial" w:hAnsi="Arial"/>
+          <w:rFonts w:ascii="Arial" w:hAnsi="Arial" w:cs="Arial"/>
           <w:b w:val="0"/>
           <w:i w:val="0"/>
+          <w:color w:val="000000"/>
           <w:sz w:val="22"/>
         </w:rPr>
         <w:t xml:space="preserve"> — Arahan Kecemasan Tempatan mesti menangani risiko kebakaran/kecederaan serius, mengenal pasti situasi kecemasan relevan, menyenaraikan langkah pemindahan, dan membuat peruntukan khas bagi orang kurang upaya. Pelan Lantai Kecemasan mesti dipamerkan di setiap tingkat menunjukkan nama bangunan, tingkat, lokasi pelan, laluan keluar kecemasan, peralatan pemadam kebakaran, penggera dan kit pertolongan cemas.</w:t>
@@ -659,36 +1419,41 @@
     </w:p>
     <w:p>
       <w:pPr>
-        <w:spacing w:before="200"/>
+        <w:spacing w:before="120" w:after="120" w:line="276" w:lineRule="auto"/>
+        <w:jc w:val="left"/>
       </w:pPr>
       <w:r>
         <w:rPr>
-          <w:rFonts w:ascii="Arial" w:hAnsi="Arial"/>
+          <w:rFonts w:ascii="Arial" w:hAnsi="Arial" w:cs="Arial"/>
           <w:b/>
           <w:i w:val="0"/>
-          <w:sz w:val="24"/>
+          <w:color w:val="000000"/>
+          <w:sz w:val="22"/>
         </w:rPr>
         <w:t xml:space="preserve">3. Peralatan Perlindungan Diri (PPE) </w:t>
       </w:r>
       <w:r>
         <w:rPr>
-          <w:rFonts w:ascii="Arial" w:hAnsi="Arial"/>
+          <w:rFonts w:ascii="Arial" w:hAnsi="Arial" w:cs="Arial"/>
           <w:b/>
           <w:i/>
-          <w:sz w:val="24"/>
+          <w:color w:val="000000"/>
+          <w:sz w:val="22"/>
         </w:rPr>
         <w:t>(Personnel Protective Equipment)</w:t>
       </w:r>
     </w:p>
     <w:p>
       <w:pPr>
-        <w:spacing w:after="160"/>
+        <w:spacing w:after="120" w:line="276" w:lineRule="auto"/>
+        <w:jc w:val="left"/>
       </w:pPr>
       <w:r>
         <w:rPr>
-          <w:rFonts w:ascii="Arial" w:hAnsi="Arial"/>
+          <w:rFonts w:ascii="Arial" w:hAnsi="Arial" w:cs="Arial"/>
           <w:b w:val="0"/>
           <w:i w:val="0"/>
+          <w:color w:val="000000"/>
           <w:sz w:val="22"/>
         </w:rPr>
         <w:t>PPE ialah peralatan yang dipakai untuk meminimumkan pendedahan kepada kecederaan dan penyakit tempat kerja yang serius, akibat sentuhan bahaya kimia, radiologi, fizikal, elektrik, mekanikal atau lain-lain.</w:t>
@@ -696,22 +1461,25 @@
     </w:p>
     <w:p>
       <w:pPr>
-        <w:spacing w:after="160"/>
+        <w:spacing w:after="120" w:line="276" w:lineRule="auto"/>
+        <w:jc w:val="left"/>
       </w:pPr>
       <w:r>
         <w:rPr>
-          <w:rFonts w:ascii="Arial" w:hAnsi="Arial"/>
+          <w:rFonts w:ascii="Arial" w:hAnsi="Arial" w:cs="Arial"/>
           <w:b/>
           <w:i w:val="0"/>
+          <w:color w:val="000000"/>
           <w:sz w:val="22"/>
         </w:rPr>
         <w:t>3.1 Penggunaan PPE Yang Betul</w:t>
       </w:r>
       <w:r>
         <w:rPr>
-          <w:rFonts w:ascii="Arial" w:hAnsi="Arial"/>
+          <w:rFonts w:ascii="Arial" w:hAnsi="Arial" w:cs="Arial"/>
           <w:b w:val="0"/>
           <w:i w:val="0"/>
+          <w:color w:val="000000"/>
           <w:sz w:val="22"/>
         </w:rPr>
         <w:t xml:space="preserve"> — mesti direka dan dibina dengan selamat, diselenggara bersih, sesuai dan selesa dipakai. Majikan wajib melatih setiap pekerja mengenai: i) bila ia perlu; ii) jenis yang perlu; iii) cara memakai, melaraskan dan menanggalkan dengan betul; iv) had keupayaan peralatan; v) penjagaan, penyelenggaraan, jangka hayat dan pelupusan.</w:t>
@@ -719,58 +1487,65 @@
     </w:p>
     <w:p>
       <w:pPr>
-        <w:spacing w:after="160"/>
+        <w:spacing w:after="120" w:line="276" w:lineRule="auto"/>
+        <w:jc w:val="left"/>
       </w:pPr>
       <w:r>
         <w:rPr>
-          <w:rFonts w:ascii="Arial" w:hAnsi="Arial"/>
+          <w:rFonts w:ascii="Arial" w:hAnsi="Arial" w:cs="Arial"/>
           <w:b w:val="0"/>
           <w:i/>
+          <w:color w:val="000000"/>
           <w:sz w:val="22"/>
         </w:rPr>
         <w:t>Konteks studio:</w:t>
       </w:r>
       <w:r>
         <w:rPr>
-          <w:rFonts w:ascii="Arial" w:hAnsi="Arial"/>
+          <w:rFonts w:ascii="Arial" w:hAnsi="Arial" w:cs="Arial"/>
           <w:b w:val="0"/>
           <w:i w:val="0"/>
+          <w:color w:val="000000"/>
           <w:sz w:val="22"/>
         </w:rPr>
         <w:t xml:space="preserve"> walaupun suite editing tidak memerlukan topi keledar, prinsip PPE tetap terpakai kepada peralatan seperti </w:t>
       </w:r>
       <w:r>
         <w:rPr>
-          <w:rFonts w:ascii="Arial" w:hAnsi="Arial"/>
+          <w:rFonts w:ascii="Arial" w:hAnsi="Arial" w:cs="Arial"/>
           <w:b w:val="0"/>
           <w:i/>
+          <w:color w:val="000000"/>
           <w:sz w:val="22"/>
         </w:rPr>
         <w:t>anti-static wrist strap</w:t>
       </w:r>
       <w:r>
         <w:rPr>
-          <w:rFonts w:ascii="Arial" w:hAnsi="Arial"/>
+          <w:rFonts w:ascii="Arial" w:hAnsi="Arial" w:cs="Arial"/>
           <w:b w:val="0"/>
           <w:i w:val="0"/>
+          <w:color w:val="000000"/>
           <w:sz w:val="22"/>
         </w:rPr>
         <w:t xml:space="preserve"> semasa mengendalikan storan HDD/SSD sensitif dan </w:t>
       </w:r>
       <w:r>
         <w:rPr>
-          <w:rFonts w:ascii="Arial" w:hAnsi="Arial"/>
+          <w:rFonts w:ascii="Arial" w:hAnsi="Arial" w:cs="Arial"/>
           <w:b w:val="0"/>
           <w:i/>
+          <w:color w:val="000000"/>
           <w:sz w:val="22"/>
         </w:rPr>
         <w:t>ear protection</w:t>
       </w:r>
       <w:r>
         <w:rPr>
-          <w:rFonts w:ascii="Arial" w:hAnsi="Arial"/>
+          <w:rFonts w:ascii="Arial" w:hAnsi="Arial" w:cs="Arial"/>
           <w:b w:val="0"/>
           <w:i w:val="0"/>
+          <w:color w:val="000000"/>
           <w:sz w:val="22"/>
         </w:rPr>
         <w:t xml:space="preserve"> semasa kerja audio bertenaga tinggi.</w:t>
@@ -778,36 +1553,41 @@
     </w:p>
     <w:p>
       <w:pPr>
-        <w:spacing w:before="200"/>
+        <w:spacing w:before="120" w:after="120" w:line="276" w:lineRule="auto"/>
+        <w:jc w:val="left"/>
       </w:pPr>
       <w:r>
         <w:rPr>
-          <w:rFonts w:ascii="Arial" w:hAnsi="Arial"/>
+          <w:rFonts w:ascii="Arial" w:hAnsi="Arial" w:cs="Arial"/>
           <w:b/>
           <w:i w:val="0"/>
-          <w:sz w:val="24"/>
+          <w:color w:val="000000"/>
+          <w:sz w:val="22"/>
         </w:rPr>
         <w:t xml:space="preserve">4. Tanda Keselamatan dan Kesihatan </w:t>
       </w:r>
       <w:r>
         <w:rPr>
-          <w:rFonts w:ascii="Arial" w:hAnsi="Arial"/>
+          <w:rFonts w:ascii="Arial" w:hAnsi="Arial" w:cs="Arial"/>
           <w:b/>
           <w:i/>
-          <w:sz w:val="24"/>
+          <w:color w:val="000000"/>
+          <w:sz w:val="22"/>
         </w:rPr>
         <w:t>(Safety And Health Signage)</w:t>
       </w:r>
     </w:p>
     <w:p>
       <w:pPr>
-        <w:spacing w:after="160"/>
+        <w:spacing w:after="120" w:line="276" w:lineRule="auto"/>
+        <w:jc w:val="left"/>
       </w:pPr>
       <w:r>
         <w:rPr>
-          <w:rFonts w:ascii="Arial" w:hAnsi="Arial"/>
+          <w:rFonts w:ascii="Arial" w:hAnsi="Arial" w:cs="Arial"/>
           <w:b w:val="0"/>
           <w:i w:val="0"/>
+          <w:color w:val="000000"/>
           <w:sz w:val="22"/>
         </w:rPr>
         <w:t>Tanda keselamatan mesti digunakan apabila bahaya tidak dapat dielakkan atau dikurangkan dengan cara lain.</w:t>
@@ -815,22 +1595,25 @@
     </w:p>
     <w:p>
       <w:pPr>
-        <w:spacing w:after="160"/>
+        <w:spacing w:after="120" w:line="276" w:lineRule="auto"/>
+        <w:jc w:val="left"/>
       </w:pPr>
       <w:r>
         <w:rPr>
-          <w:rFonts w:ascii="Arial" w:hAnsi="Arial"/>
+          <w:rFonts w:ascii="Arial" w:hAnsi="Arial" w:cs="Arial"/>
           <w:b/>
           <w:i w:val="0"/>
+          <w:color w:val="000000"/>
           <w:sz w:val="22"/>
         </w:rPr>
         <w:t>4.1 Jenis Papan Tanda Keselamatan:</w:t>
       </w:r>
       <w:r>
         <w:rPr>
-          <w:rFonts w:ascii="Arial" w:hAnsi="Arial"/>
+          <w:rFonts w:ascii="Arial" w:hAnsi="Arial" w:cs="Arial"/>
           <w:b w:val="0"/>
           <w:i w:val="0"/>
+          <w:color w:val="000000"/>
           <w:sz w:val="22"/>
         </w:rPr>
         <w:t xml:space="preserve"> a) tanda larangan; b) tanda amaran; c) tanda mandatori; d) tanda laluan kecemasan/pertolongan cemas.</w:t>
@@ -838,22 +1621,25 @@
     </w:p>
     <w:p>
       <w:pPr>
-        <w:spacing w:after="160"/>
+        <w:spacing w:after="120" w:line="276" w:lineRule="auto"/>
+        <w:jc w:val="left"/>
       </w:pPr>
       <w:r>
         <w:rPr>
-          <w:rFonts w:ascii="Arial" w:hAnsi="Arial"/>
+          <w:rFonts w:ascii="Arial" w:hAnsi="Arial" w:cs="Arial"/>
           <w:b/>
           <w:i w:val="0"/>
+          <w:color w:val="000000"/>
           <w:sz w:val="22"/>
         </w:rPr>
         <w:t>4.2 Warna dan Bentuk Papan Tanda:</w:t>
       </w:r>
       <w:r>
         <w:rPr>
-          <w:rFonts w:ascii="Arial" w:hAnsi="Arial"/>
+          <w:rFonts w:ascii="Arial" w:hAnsi="Arial" w:cs="Arial"/>
           <w:b w:val="0"/>
           <w:i w:val="0"/>
+          <w:color w:val="000000"/>
           <w:sz w:val="22"/>
         </w:rPr>
         <w:t xml:space="preserve"> 1. Regulatori — bulatan (Larangan: merah &amp; hitam atas putih; Mandatori: putih atas hitam); 2. Amaran — segi tiga (Berhati-hati: hitam atas kuning; Bahaya: putih atas merah); 3. Maklumat — segi empat (Kecemasan: putih atas hijau; Maklumat umum: putih atas biru).</w:t>
@@ -861,58 +1647,69 @@
     </w:p>
     <w:p>
       <w:pPr>
-        <w:spacing w:after="160"/>
+        <w:spacing w:after="120" w:line="276" w:lineRule="auto"/>
+        <w:jc w:val="left"/>
       </w:pPr>
       <w:r>
         <w:rPr>
-          <w:rFonts w:ascii="Arial" w:hAnsi="Arial"/>
+          <w:rFonts w:ascii="Arial" w:hAnsi="Arial" w:cs="Arial"/>
           <w:b w:val="0"/>
           <w:i/>
+          <w:color w:val="000000"/>
           <w:sz w:val="22"/>
         </w:rPr>
         <w:t>Konteks studio:</w:t>
       </w:r>
       <w:r>
         <w:rPr>
-          <w:rFonts w:ascii="Arial" w:hAnsi="Arial"/>
+          <w:rFonts w:ascii="Arial" w:hAnsi="Arial" w:cs="Arial"/>
           <w:b w:val="0"/>
           <w:i w:val="0"/>
+          <w:color w:val="000000"/>
           <w:sz w:val="22"/>
         </w:rPr>
         <w:t xml:space="preserve"> tanda mandatori "gunakan pelindung telinga" boleh dipasang di pintu bilik mixing audio; tanda amaran elektrik boleh dipasang berhampiran panel kuasa server storan studio.</w:t>
       </w:r>
     </w:p>
     <w:p>
+      <w:pPr>
+        <w:spacing w:before="120" w:after="120" w:line="276" w:lineRule="auto"/>
+        <w:jc w:val="left"/>
+      </w:pPr>
       <w:r>
         <w:rPr>
-          <w:rFonts w:ascii="Arial" w:hAnsi="Arial"/>
+          <w:rFonts w:ascii="Arial" w:hAnsi="Arial" w:cs="Arial"/>
           <w:b/>
-          <w:sz w:val="24"/>
+          <w:color w:val="000000"/>
+          <w:sz w:val="22"/>
         </w:rPr>
         <w:t>SOALAN</w:t>
       </w:r>
       <w:r>
         <w:rPr>
-          <w:rFonts w:ascii="Arial" w:hAnsi="Arial"/>
+          <w:rFonts w:ascii="Arial" w:hAnsi="Arial" w:cs="Arial"/>
           <w:b/>
-          <w:sz w:val="24"/>
+          <w:color w:val="000000"/>
+          <w:sz w:val="22"/>
         </w:rPr>
         <w:t>/</w:t>
       </w:r>
       <w:r>
         <w:rPr>
-          <w:rFonts w:ascii="Arial" w:hAnsi="Arial"/>
+          <w:rFonts w:ascii="Arial" w:hAnsi="Arial" w:cs="Arial"/>
           <w:b/>
           <w:i/>
-          <w:sz w:val="24"/>
+          <w:color w:val="000000"/>
+          <w:sz w:val="22"/>
         </w:rPr>
         <w:t>QUESTION</w:t>
       </w:r>
       <w:r>
         <w:rPr>
-          <w:rFonts w:ascii="Arial" w:hAnsi="Arial"/>
+          <w:rFonts w:ascii="Arial" w:hAnsi="Arial" w:cs="Arial"/>
           <w:b/>
-          <w:sz w:val="24"/>
+          <w:color w:val="000000"/>
+          <w:sz w:val="22"/>
         </w:rPr>
         <w:t>:</w:t>
       </w:r>
@@ -920,22 +1717,25 @@
     <w:p/>
     <w:p>
       <w:pPr>
-        <w:spacing w:after="160"/>
+        <w:spacing w:after="120" w:line="276" w:lineRule="auto"/>
+        <w:jc w:val="left"/>
       </w:pPr>
       <w:r>
         <w:rPr>
-          <w:rFonts w:ascii="Arial" w:hAnsi="Arial"/>
+          <w:rFonts w:ascii="Arial" w:hAnsi="Arial" w:cs="Arial"/>
           <w:b w:val="0"/>
           <w:i w:val="0"/>
+          <w:color w:val="000000"/>
           <w:sz w:val="22"/>
         </w:rPr>
         <w:t xml:space="preserve">1. </w:t>
       </w:r>
       <w:r>
         <w:rPr>
-          <w:rFonts w:ascii="Arial" w:hAnsi="Arial"/>
+          <w:rFonts w:ascii="Arial" w:hAnsi="Arial" w:cs="Arial"/>
           <w:b/>
           <w:i w:val="0"/>
+          <w:color w:val="000000"/>
           <w:sz w:val="22"/>
         </w:rPr>
         <w:t>Apakah tujuan pengenalpastian bahaya?</w:t>
@@ -943,22 +1743,25 @@
     </w:p>
     <w:p>
       <w:pPr>
-        <w:spacing w:after="160"/>
+        <w:spacing w:after="120" w:line="276" w:lineRule="auto"/>
+        <w:jc w:val="left"/>
       </w:pPr>
       <w:r>
         <w:rPr>
-          <w:rFonts w:ascii="Arial" w:hAnsi="Arial"/>
+          <w:rFonts w:ascii="Arial" w:hAnsi="Arial" w:cs="Arial"/>
           <w:b w:val="0"/>
           <w:i/>
+          <w:color w:val="000000"/>
           <w:sz w:val="22"/>
         </w:rPr>
         <w:t>Jawapan model:</w:t>
       </w:r>
       <w:r>
         <w:rPr>
-          <w:rFonts w:ascii="Arial" w:hAnsi="Arial"/>
+          <w:rFonts w:ascii="Arial" w:hAnsi="Arial" w:cs="Arial"/>
           <w:b w:val="0"/>
           <w:i w:val="0"/>
+          <w:color w:val="000000"/>
           <w:sz w:val="22"/>
         </w:rPr>
         <w:t xml:space="preserve"> Untuk menonjolkan operasi/tugas kritikal yang membawa risiko ketara kepada kesihatan dan keselamatan pekerja studio (contoh: kabel melintasi lantai suite editing) serta bahaya berkaitan peralatan akibat sumber tenaga atau keadaan kerja.</w:t>
@@ -966,22 +1769,25 @@
     </w:p>
     <w:p>
       <w:pPr>
-        <w:spacing w:after="160"/>
+        <w:spacing w:after="120" w:line="276" w:lineRule="auto"/>
+        <w:jc w:val="left"/>
       </w:pPr>
       <w:r>
         <w:rPr>
-          <w:rFonts w:ascii="Arial" w:hAnsi="Arial"/>
+          <w:rFonts w:ascii="Arial" w:hAnsi="Arial" w:cs="Arial"/>
           <w:b w:val="0"/>
           <w:i w:val="0"/>
+          <w:color w:val="000000"/>
           <w:sz w:val="22"/>
         </w:rPr>
         <w:t xml:space="preserve">2. </w:t>
       </w:r>
       <w:r>
         <w:rPr>
-          <w:rFonts w:ascii="Arial" w:hAnsi="Arial"/>
+          <w:rFonts w:ascii="Arial" w:hAnsi="Arial" w:cs="Arial"/>
           <w:b/>
           <w:i w:val="0"/>
+          <w:color w:val="000000"/>
           <w:sz w:val="22"/>
         </w:rPr>
         <w:t>Apakah tujuan Pelan Tindak Balas Kecemasan?</w:t>
@@ -989,22 +1795,25 @@
     </w:p>
     <w:p>
       <w:pPr>
-        <w:spacing w:after="160"/>
+        <w:spacing w:after="120" w:line="276" w:lineRule="auto"/>
+        <w:jc w:val="left"/>
       </w:pPr>
       <w:r>
         <w:rPr>
-          <w:rFonts w:ascii="Arial" w:hAnsi="Arial"/>
+          <w:rFonts w:ascii="Arial" w:hAnsi="Arial" w:cs="Arial"/>
           <w:b w:val="0"/>
           <w:i/>
+          <w:color w:val="000000"/>
           <w:sz w:val="22"/>
         </w:rPr>
         <w:t>Jawapan model:</w:t>
       </w:r>
       <w:r>
         <w:rPr>
-          <w:rFonts w:ascii="Arial" w:hAnsi="Arial"/>
+          <w:rFonts w:ascii="Arial" w:hAnsi="Arial" w:cs="Arial"/>
           <w:b w:val="0"/>
           <w:i w:val="0"/>
+          <w:color w:val="000000"/>
           <w:sz w:val="22"/>
         </w:rPr>
         <w:t xml:space="preserve"> Menetapkan tanggungjawab, menyediakan prosedur kecemasan pada semua peringkat mengikut keperluan tempat (contoh: bangunan studio berbilang tingkat), dan mengurus keperluan minimum amalan pemindahan bagi setiap bangunan.</w:t>
@@ -1012,22 +1821,25 @@
     </w:p>
     <w:p>
       <w:pPr>
-        <w:spacing w:after="160"/>
+        <w:spacing w:after="120" w:line="276" w:lineRule="auto"/>
+        <w:jc w:val="left"/>
       </w:pPr>
       <w:r>
         <w:rPr>
-          <w:rFonts w:ascii="Arial" w:hAnsi="Arial"/>
+          <w:rFonts w:ascii="Arial" w:hAnsi="Arial" w:cs="Arial"/>
           <w:b w:val="0"/>
           <w:i w:val="0"/>
+          <w:color w:val="000000"/>
           <w:sz w:val="22"/>
         </w:rPr>
         <w:t xml:space="preserve">3. </w:t>
       </w:r>
       <w:r>
         <w:rPr>
-          <w:rFonts w:ascii="Arial" w:hAnsi="Arial"/>
+          <w:rFonts w:ascii="Arial" w:hAnsi="Arial" w:cs="Arial"/>
           <w:b/>
           <w:i w:val="0"/>
+          <w:color w:val="000000"/>
           <w:sz w:val="22"/>
         </w:rPr>
         <w:t>Apakah tanggungjawab majikan sebelum menyediakan PPE kepada pekerja?</w:t>
@@ -1035,58 +1847,69 @@
     </w:p>
     <w:p>
       <w:pPr>
-        <w:spacing w:after="160"/>
+        <w:spacing w:after="120" w:line="276" w:lineRule="auto"/>
+        <w:jc w:val="left"/>
       </w:pPr>
       <w:r>
         <w:rPr>
-          <w:rFonts w:ascii="Arial" w:hAnsi="Arial"/>
+          <w:rFonts w:ascii="Arial" w:hAnsi="Arial" w:cs="Arial"/>
           <w:b w:val="0"/>
           <w:i/>
+          <w:color w:val="000000"/>
           <w:sz w:val="22"/>
         </w:rPr>
         <w:t>Jawapan model:</w:t>
       </w:r>
       <w:r>
         <w:rPr>
-          <w:rFonts w:ascii="Arial" w:hAnsi="Arial"/>
+          <w:rFonts w:ascii="Arial" w:hAnsi="Arial" w:cs="Arial"/>
           <w:b w:val="0"/>
           <w:i w:val="0"/>
+          <w:color w:val="000000"/>
           <w:sz w:val="22"/>
         </w:rPr>
         <w:t xml:space="preserve"> Menilai bahaya yang wujud, memilih PPE yang direka dan dibina selamat serta sesuai dengan tugas (contoh: anti-static wrist strap untuk kerja storan HDD), dan melatih pekerja mengenai bila, jenis, cara memakai, had dan penjagaan PPE tersebut.</w:t>
       </w:r>
     </w:p>
     <w:p>
+      <w:pPr>
+        <w:spacing w:before="120" w:after="120" w:line="276" w:lineRule="auto"/>
+        <w:jc w:val="left"/>
+      </w:pPr>
       <w:r>
         <w:rPr>
-          <w:rFonts w:ascii="Arial" w:hAnsi="Arial"/>
+          <w:rFonts w:ascii="Arial" w:hAnsi="Arial" w:cs="Arial"/>
           <w:b/>
-          <w:sz w:val="24"/>
+          <w:color w:val="000000"/>
+          <w:sz w:val="22"/>
         </w:rPr>
         <w:t>RUJUKAN</w:t>
       </w:r>
       <w:r>
         <w:rPr>
-          <w:rFonts w:ascii="Arial" w:hAnsi="Arial"/>
+          <w:rFonts w:ascii="Arial" w:hAnsi="Arial" w:cs="Arial"/>
           <w:b/>
-          <w:sz w:val="24"/>
+          <w:color w:val="000000"/>
+          <w:sz w:val="22"/>
         </w:rPr>
         <w:t>/</w:t>
       </w:r>
       <w:r>
         <w:rPr>
-          <w:rFonts w:ascii="Arial" w:hAnsi="Arial"/>
+          <w:rFonts w:ascii="Arial" w:hAnsi="Arial" w:cs="Arial"/>
           <w:b/>
           <w:i/>
-          <w:sz w:val="24"/>
+          <w:color w:val="000000"/>
+          <w:sz w:val="22"/>
         </w:rPr>
         <w:t>REFERENCES</w:t>
       </w:r>
       <w:r>
         <w:rPr>
-          <w:rFonts w:ascii="Arial" w:hAnsi="Arial"/>
+          <w:rFonts w:ascii="Arial" w:hAnsi="Arial" w:cs="Arial"/>
           <w:b/>
-          <w:sz w:val="24"/>
+          <w:color w:val="000000"/>
+          <w:sz w:val="22"/>
         </w:rPr>
         <w:t>:</w:t>
       </w:r>
@@ -1094,13 +1917,15 @@
     <w:p/>
     <w:p>
       <w:pPr>
-        <w:spacing w:after="160"/>
+        <w:spacing w:after="120" w:line="276" w:lineRule="auto"/>
+        <w:jc w:val="left"/>
       </w:pPr>
       <w:r>
         <w:rPr>
-          <w:rFonts w:ascii="Arial" w:hAnsi="Arial"/>
+          <w:rFonts w:ascii="Arial" w:hAnsi="Arial" w:cs="Arial"/>
           <w:b w:val="0"/>
           <w:i w:val="0"/>
+          <w:color w:val="000000"/>
           <w:sz w:val="22"/>
         </w:rPr>
         <w:t>1. Factories and Machinery Act 1967 and Regulations, Pindaan Ogos 2008, ISBN 967701156-1</w:t>
@@ -1108,13 +1933,15 @@
     </w:p>
     <w:p>
       <w:pPr>
-        <w:spacing w:after="160"/>
+        <w:spacing w:after="120" w:line="276" w:lineRule="auto"/>
+        <w:jc w:val="left"/>
       </w:pPr>
       <w:r>
         <w:rPr>
-          <w:rFonts w:ascii="Arial" w:hAnsi="Arial"/>
+          <w:rFonts w:ascii="Arial" w:hAnsi="Arial" w:cs="Arial"/>
           <w:b w:val="0"/>
           <w:i w:val="0"/>
+          <w:color w:val="000000"/>
           <w:sz w:val="22"/>
         </w:rPr>
         <w:t>2. Occupational Safety and Health Act 1994 and Regulation, (2009) Malaysia, Penerbitan Akta (M), ISBN-967701188-X.</w:t>
@@ -1122,13 +1949,15 @@
     </w:p>
     <w:p>
       <w:pPr>
-        <w:spacing w:after="160"/>
+        <w:spacing w:after="120" w:line="276" w:lineRule="auto"/>
+        <w:jc w:val="left"/>
       </w:pPr>
       <w:r>
         <w:rPr>
-          <w:rFonts w:ascii="Arial" w:hAnsi="Arial"/>
+          <w:rFonts w:ascii="Arial" w:hAnsi="Arial" w:cs="Arial"/>
           <w:b w:val="0"/>
           <w:i w:val="0"/>
+          <w:color w:val="000000"/>
           <w:sz w:val="22"/>
         </w:rPr>
         <w:t>3. Garis Panduan bagi Pengenalpastian Hazard, Penaksiran Risiko dan Kawalan Risiko (HIRARC), ISBN 978-983-2014-62-1</w:t>
@@ -1201,632 +2030,8 @@
     <w:pPr>
       <w:pStyle w:val="Header"/>
     </w:pPr>
+    <w:r/>
   </w:p>
-  <w:tbl>
-    <w:tblPr>
-      <w:tblW w:type="auto" w:w="0"/>
-      <w:jc w:val="center"/>
-      <w:tblLook w:firstColumn="1" w:firstRow="1" w:lastColumn="0" w:lastRow="0" w:noHBand="0" w:noVBand="1" w:val="04A0"/>
-      <w:tblBorders>
-        <w:top w:val="single" w:sz="4" w:space="0" w:color="000000"/>
-        <w:left w:val="single" w:sz="4" w:space="0" w:color="000000"/>
-        <w:bottom w:val="single" w:sz="4" w:space="0" w:color="000000"/>
-        <w:right w:val="single" w:sz="4" w:space="0" w:color="000000"/>
-        <w:insideH w:val="single" w:sz="4" w:space="0" w:color="000000"/>
-        <w:insideV w:val="single" w:sz="4" w:space="0" w:color="000000"/>
-      </w:tblBorders>
-    </w:tblPr>
-    <w:tblGrid>
-      <w:gridCol w:w="3213"/>
-      <w:gridCol w:w="3213"/>
-      <w:gridCol w:w="3213"/>
-    </w:tblGrid>
-    <w:tr>
-      <w:tc>
-        <w:tcPr>
-          <w:tcW w:type="dxa" w:w="2551"/>
-          <w:vAlign w:val="center"/>
-          <w:tcMar>
-            <w:top w:w="40" w:type="dxa"/>
-            <w:bottom w:w="40" w:type="dxa"/>
-            <w:start w:w="80" w:type="dxa"/>
-            <w:end w:w="80" w:type="dxa"/>
-          </w:tcMar>
-        </w:tcPr>
-        <w:p>
-          <w:pPr>
-            <w:jc w:val="left"/>
-          </w:pPr>
-          <w:r>
-            <w:drawing>
-              <wp:inline xmlns:a="http://schemas.openxmlformats.org/drawingml/2006/main" xmlns:pic="http://schemas.openxmlformats.org/drawingml/2006/picture">
-                <wp:extent cx="885785" cy="1404000"/>
-                <wp:docPr id="1" name="Picture 1"/>
-                <wp:cNvGraphicFramePr>
-                  <a:graphicFrameLocks noChangeAspect="1"/>
-                </wp:cNvGraphicFramePr>
-                <a:graphic>
-                  <a:graphicData uri="http://schemas.openxmlformats.org/drawingml/2006/picture">
-                    <pic:pic>
-                      <pic:nvPicPr>
-                        <pic:cNvPr id="0" name="jpk-logo-official.png"/>
-                        <pic:cNvPicPr/>
-                      </pic:nvPicPr>
-                      <pic:blipFill>
-                        <a:blip r:embed="rId1"/>
-                        <a:stretch>
-                          <a:fillRect/>
-                        </a:stretch>
-                      </pic:blipFill>
-                      <pic:spPr>
-                        <a:xfrm>
-                          <a:off x="0" y="0"/>
-                          <a:ext cx="885785" cy="1404000"/>
-                        </a:xfrm>
-                        <a:prstGeom prst="rect"/>
-                      </pic:spPr>
-                    </pic:pic>
-                  </a:graphicData>
-                </a:graphic>
-              </wp:inline>
-            </w:drawing>
-          </w:r>
-        </w:p>
-      </w:tc>
-      <w:tc>
-        <w:tcPr>
-          <w:tcW w:type="dxa" w:w="2268"/>
-          <w:gridSpan w:val="2"/>
-          <w:tcMar>
-            <w:top w:w="40" w:type="dxa"/>
-            <w:bottom w:w="40" w:type="dxa"/>
-            <w:start w:w="80" w:type="dxa"/>
-            <w:end w:w="80" w:type="dxa"/>
-          </w:tcMar>
-          <w:tcMar>
-            <w:top w:w="40" w:type="dxa"/>
-            <w:bottom w:w="40" w:type="dxa"/>
-            <w:start w:w="80" w:type="dxa"/>
-            <w:end w:w="80" w:type="dxa"/>
-          </w:tcMar>
-        </w:tcPr>
-        <w:p>
-          <w:r/>
-          <w:r>
-            <w:rPr>
-              <w:rFonts w:ascii="Arial" w:hAnsi="Arial"/>
-              <w:b/>
-              <w:sz w:val="22"/>
-            </w:rPr>
-            <w:t>JABATAN PEMBANGUNAN KEMAHIRAN</w:t>
-          </w:r>
-        </w:p>
-        <w:p>
-          <w:r>
-            <w:rPr>
-              <w:rFonts w:ascii="Arial" w:hAnsi="Arial"/>
-              <w:b/>
-              <w:sz w:val="22"/>
-            </w:rPr>
-            <w:t>KEMENTERIAN SUMBER MANUSIA</w:t>
-          </w:r>
-        </w:p>
-        <w:p>
-          <w:r>
-            <w:rPr>
-              <w:rFonts w:ascii="Arial" w:hAnsi="Arial"/>
-              <w:b/>
-              <w:sz w:val="22"/>
-            </w:rPr>
-            <w:t>ARAS 7 &amp; 8 BLOK D4, KOMPLEK D</w:t>
-          </w:r>
-        </w:p>
-        <w:p>
-          <w:r>
-            <w:rPr>
-              <w:rFonts w:ascii="Arial" w:hAnsi="Arial"/>
-              <w:b/>
-              <w:sz w:val="22"/>
-            </w:rPr>
-            <w:t>PUSAT PENTADBIRAN KERAJAAN PERSEKUTUAN</w:t>
-          </w:r>
-        </w:p>
-        <w:p>
-          <w:r>
-            <w:rPr>
-              <w:rFonts w:ascii="Arial" w:hAnsi="Arial"/>
-              <w:b/>
-              <w:sz w:val="22"/>
-            </w:rPr>
-            <w:t>62530 PUTRAJAYA</w:t>
-          </w:r>
-        </w:p>
-        <w:p/>
-        <w:p>
-          <w:r>
-            <w:rPr>
-              <w:rFonts w:ascii="Arial" w:hAnsi="Arial"/>
-              <w:b/>
-              <w:sz w:val="40"/>
-            </w:rPr>
-            <w:t>KERTAS PENERANGAN</w:t>
-          </w:r>
-        </w:p>
-        <w:p>
-          <w:r>
-            <w:rPr>
-              <w:rFonts w:ascii="Arial" w:hAnsi="Arial"/>
-              <w:b/>
-              <w:sz w:val="24"/>
-            </w:rPr>
-            <w:t>(</w:t>
-          </w:r>
-          <w:r>
-            <w:rPr>
-              <w:rFonts w:ascii="Arial" w:hAnsi="Arial"/>
-              <w:b/>
-              <w:i/>
-              <w:sz w:val="24"/>
-            </w:rPr>
-            <w:t>INFORMATION SHEET</w:t>
-          </w:r>
-          <w:r>
-            <w:rPr>
-              <w:rFonts w:ascii="Arial" w:hAnsi="Arial"/>
-              <w:b/>
-              <w:sz w:val="24"/>
-            </w:rPr>
-            <w:t>)</w:t>
-          </w:r>
-        </w:p>
-      </w:tc>
-    </w:tr>
-    <w:tr>
-      <w:tc>
-        <w:tcPr>
-          <w:tcW w:type="dxa" w:w="2551"/>
-          <w:tcMar>
-            <w:top w:w="40" w:type="dxa"/>
-            <w:bottom w:w="40" w:type="dxa"/>
-            <w:start w:w="80" w:type="dxa"/>
-            <w:end w:w="80" w:type="dxa"/>
-          </w:tcMar>
-        </w:tcPr>
-        <w:p>
-          <w:r/>
-          <w:r>
-            <w:rPr>
-              <w:rFonts w:ascii="Arial" w:hAnsi="Arial"/>
-              <w:b/>
-              <w:sz w:val="22"/>
-            </w:rPr>
-            <w:t xml:space="preserve">KOD DAN NAMA PROGRAM / </w:t>
-          </w:r>
-          <w:r>
-            <w:rPr>
-              <w:rFonts w:ascii="Arial" w:hAnsi="Arial"/>
-              <w:b/>
-              <w:i/>
-              <w:sz w:val="22"/>
-            </w:rPr>
-            <w:t>PROGRAM'S CODE AND NAME</w:t>
-          </w:r>
-        </w:p>
-      </w:tc>
-      <w:tc>
-        <w:tcPr>
-          <w:tcW w:type="dxa" w:w="2268"/>
-          <w:gridSpan w:val="2"/>
-          <w:tcMar>
-            <w:top w:w="40" w:type="dxa"/>
-            <w:bottom w:w="40" w:type="dxa"/>
-            <w:start w:w="80" w:type="dxa"/>
-            <w:end w:w="80" w:type="dxa"/>
-          </w:tcMar>
-          <w:tcMar>
-            <w:top w:w="40" w:type="dxa"/>
-            <w:bottom w:w="40" w:type="dxa"/>
-            <w:start w:w="80" w:type="dxa"/>
-            <w:end w:w="80" w:type="dxa"/>
-          </w:tcMar>
-        </w:tcPr>
-        <w:p>
-          <w:r/>
-          <w:r>
-            <w:rPr>
-              <w:rFonts w:ascii="Arial" w:hAnsi="Arial"/>
-              <w:b/>
-              <w:i w:val="0"/>
-              <w:sz w:val="22"/>
-            </w:rPr>
-            <w:t>Z-009-1:2015 CORE ABILITIES (untuk program IT-072-3:2012 VIDEO / FILM (EDITING))</w:t>
-          </w:r>
-        </w:p>
-      </w:tc>
-    </w:tr>
-    <w:tr>
-      <w:tc>
-        <w:tcPr>
-          <w:tcW w:type="dxa" w:w="2551"/>
-          <w:tcMar>
-            <w:top w:w="40" w:type="dxa"/>
-            <w:bottom w:w="40" w:type="dxa"/>
-            <w:start w:w="80" w:type="dxa"/>
-            <w:end w:w="80" w:type="dxa"/>
-          </w:tcMar>
-        </w:tcPr>
-        <w:p>
-          <w:r/>
-          <w:r>
-            <w:rPr>
-              <w:rFonts w:ascii="Arial" w:hAnsi="Arial"/>
-              <w:b/>
-              <w:sz w:val="22"/>
-            </w:rPr>
-            <w:t xml:space="preserve">TAHAP / </w:t>
-          </w:r>
-          <w:r>
-            <w:rPr>
-              <w:rFonts w:ascii="Arial" w:hAnsi="Arial"/>
-              <w:b/>
-              <w:i/>
-              <w:sz w:val="22"/>
-            </w:rPr>
-            <w:t>LEVEL</w:t>
-          </w:r>
-        </w:p>
-      </w:tc>
-      <w:tc>
-        <w:tcPr>
-          <w:tcW w:type="dxa" w:w="2268"/>
-          <w:gridSpan w:val="2"/>
-          <w:tcMar>
-            <w:top w:w="40" w:type="dxa"/>
-            <w:bottom w:w="40" w:type="dxa"/>
-            <w:start w:w="80" w:type="dxa"/>
-            <w:end w:w="80" w:type="dxa"/>
-          </w:tcMar>
-          <w:tcMar>
-            <w:top w:w="40" w:type="dxa"/>
-            <w:bottom w:w="40" w:type="dxa"/>
-            <w:start w:w="80" w:type="dxa"/>
-            <w:end w:w="80" w:type="dxa"/>
-          </w:tcMar>
-        </w:tcPr>
-        <w:p>
-          <w:r/>
-          <w:r>
-            <w:rPr>
-              <w:rFonts w:ascii="Arial" w:hAnsi="Arial"/>
-              <w:b/>
-              <w:i w:val="0"/>
-              <w:sz w:val="22"/>
-            </w:rPr>
-            <w:t>1 (SATU)</w:t>
-          </w:r>
-        </w:p>
-      </w:tc>
-    </w:tr>
-    <w:tr>
-      <w:tc>
-        <w:tcPr>
-          <w:tcW w:type="dxa" w:w="2551"/>
-          <w:tcMar>
-            <w:top w:w="40" w:type="dxa"/>
-            <w:bottom w:w="40" w:type="dxa"/>
-            <w:start w:w="80" w:type="dxa"/>
-            <w:end w:w="80" w:type="dxa"/>
-          </w:tcMar>
-        </w:tcPr>
-        <w:p>
-          <w:r/>
-          <w:r>
-            <w:rPr>
-              <w:rFonts w:ascii="Arial" w:hAnsi="Arial"/>
-              <w:b/>
-              <w:sz w:val="22"/>
-            </w:rPr>
-            <w:t xml:space="preserve">NO. DAN TAJUK KEBOLEHAN TERAS / </w:t>
-          </w:r>
-          <w:r>
-            <w:rPr>
-              <w:rFonts w:ascii="Arial" w:hAnsi="Arial"/>
-              <w:b/>
-              <w:i/>
-              <w:sz w:val="22"/>
-            </w:rPr>
-            <w:t>CORE ABILITY NO. AND TITLE</w:t>
-          </w:r>
-        </w:p>
-      </w:tc>
-      <w:tc>
-        <w:tcPr>
-          <w:tcW w:type="dxa" w:w="2268"/>
-          <w:gridSpan w:val="2"/>
-          <w:tcMar>
-            <w:top w:w="40" w:type="dxa"/>
-            <w:bottom w:w="40" w:type="dxa"/>
-            <w:start w:w="80" w:type="dxa"/>
-            <w:end w:w="80" w:type="dxa"/>
-          </w:tcMar>
-          <w:tcMar>
-            <w:top w:w="40" w:type="dxa"/>
-            <w:bottom w:w="40" w:type="dxa"/>
-            <w:start w:w="80" w:type="dxa"/>
-            <w:end w:w="80" w:type="dxa"/>
-          </w:tcMar>
-        </w:tcPr>
-        <w:p>
-          <w:r/>
-          <w:r>
-            <w:rPr>
-              <w:rFonts w:ascii="Arial" w:hAnsi="Arial"/>
-              <w:b/>
-              <w:i w:val="0"/>
-              <w:sz w:val="22"/>
-            </w:rPr>
-            <w:t xml:space="preserve">CA04 KESEDARAN KESIHATAN, KESELAMATAN DAN ALAM SEKITAR </w:t>
-          </w:r>
-          <w:r>
-            <w:rPr>
-              <w:rFonts w:ascii="Arial" w:hAnsi="Arial"/>
-              <w:b/>
-              <w:i/>
-              <w:sz w:val="22"/>
-            </w:rPr>
-            <w:t>(HEALTH, SAFETY AND ENVIRONMENTAL AWARENESS)</w:t>
-          </w:r>
-        </w:p>
-      </w:tc>
-    </w:tr>
-    <w:tr>
-      <w:tc>
-        <w:tcPr>
-          <w:tcW w:type="dxa" w:w="2551"/>
-          <w:tcMar>
-            <w:top w:w="40" w:type="dxa"/>
-            <w:bottom w:w="40" w:type="dxa"/>
-            <w:start w:w="80" w:type="dxa"/>
-            <w:end w:w="80" w:type="dxa"/>
-          </w:tcMar>
-        </w:tcPr>
-        <w:p>
-          <w:r/>
-          <w:r>
-            <w:rPr>
-              <w:rFonts w:ascii="Arial" w:hAnsi="Arial"/>
-              <w:b/>
-              <w:sz w:val="22"/>
-            </w:rPr>
-            <w:t xml:space="preserve">NO. DAN PENYATAAN KEBOLEHAN / </w:t>
-          </w:r>
-          <w:r>
-            <w:rPr>
-              <w:rFonts w:ascii="Arial" w:hAnsi="Arial"/>
-              <w:b/>
-              <w:i/>
-              <w:sz w:val="22"/>
-            </w:rPr>
-            <w:t>ABILITY NO. AND STATEMENT</w:t>
-          </w:r>
-        </w:p>
-      </w:tc>
-      <w:tc>
-        <w:tcPr>
-          <w:tcW w:type="dxa" w:w="2268"/>
-          <w:gridSpan w:val="2"/>
-          <w:tcMar>
-            <w:top w:w="40" w:type="dxa"/>
-            <w:bottom w:w="40" w:type="dxa"/>
-            <w:start w:w="80" w:type="dxa"/>
-            <w:end w:w="80" w:type="dxa"/>
-          </w:tcMar>
-          <w:tcMar>
-            <w:top w:w="40" w:type="dxa"/>
-            <w:bottom w:w="40" w:type="dxa"/>
-            <w:start w:w="80" w:type="dxa"/>
-            <w:end w:w="80" w:type="dxa"/>
-          </w:tcMar>
-        </w:tcPr>
-        <w:p>
-          <w:r/>
-          <w:r>
-            <w:rPr>
-              <w:rFonts w:ascii="Arial" w:hAnsi="Arial"/>
-              <w:b/>
-              <w:i w:val="0"/>
-              <w:sz w:val="22"/>
-            </w:rPr>
-            <w:t xml:space="preserve">4.2 MEMATUHI AKTIVITI KESEDARAN KESELAMATAN </w:t>
-          </w:r>
-          <w:r>
-            <w:rPr>
-              <w:rFonts w:ascii="Arial" w:hAnsi="Arial"/>
-              <w:b/>
-              <w:i/>
-              <w:sz w:val="22"/>
-            </w:rPr>
-            <w:t>(ADHERE TO SAFETY AWARENESS ACTIVITY)</w:t>
-          </w:r>
-        </w:p>
-      </w:tc>
-    </w:tr>
-    <w:tr>
-      <w:tc>
-        <w:tcPr>
-          <w:tcW w:type="dxa" w:w="2551"/>
-          <w:tcMar>
-            <w:top w:w="40" w:type="dxa"/>
-            <w:bottom w:w="40" w:type="dxa"/>
-            <w:start w:w="80" w:type="dxa"/>
-            <w:end w:w="80" w:type="dxa"/>
-          </w:tcMar>
-        </w:tcPr>
-        <w:p>
-          <w:r/>
-          <w:r>
-            <w:rPr>
-              <w:rFonts w:ascii="Arial" w:hAnsi="Arial"/>
-              <w:b/>
-              <w:sz w:val="22"/>
-            </w:rPr>
-            <w:t xml:space="preserve">NO. KOD / </w:t>
-          </w:r>
-          <w:r>
-            <w:rPr>
-              <w:rFonts w:ascii="Arial" w:hAnsi="Arial"/>
-              <w:b/>
-              <w:i/>
-              <w:sz w:val="22"/>
-            </w:rPr>
-            <w:t>CODE NO.</w:t>
-          </w:r>
-        </w:p>
-      </w:tc>
-      <w:tc>
-        <w:tcPr>
-          <w:tcW w:type="dxa" w:w="4819"/>
-          <w:tcMar>
-            <w:top w:w="40" w:type="dxa"/>
-            <w:bottom w:w="40" w:type="dxa"/>
-            <w:start w:w="80" w:type="dxa"/>
-            <w:end w:w="80" w:type="dxa"/>
-          </w:tcMar>
-        </w:tcPr>
-        <w:p>
-          <w:r/>
-          <w:r>
-            <w:rPr>
-              <w:rFonts w:ascii="Arial" w:hAnsi="Arial"/>
-              <w:b/>
-              <w:i w:val="0"/>
-              <w:sz w:val="22"/>
-            </w:rPr>
-            <w:t>Z-009-1:2015-M04/P(2/5)</w:t>
-          </w:r>
-        </w:p>
-      </w:tc>
-      <w:tc>
-        <w:tcPr>
-          <w:tcW w:type="dxa" w:w="2268"/>
-          <w:tcMar>
-            <w:top w:w="40" w:type="dxa"/>
-            <w:bottom w:w="40" w:type="dxa"/>
-            <w:start w:w="80" w:type="dxa"/>
-            <w:end w:w="80" w:type="dxa"/>
-          </w:tcMar>
-        </w:tcPr>
-        <w:p>
-          <w:r/>
-          <w:r>
-            <w:rPr>
-              <w:rFonts w:ascii="Arial" w:hAnsi="Arial"/>
-              <w:b/>
-              <w:sz w:val="22"/>
-            </w:rPr>
-            <w:t xml:space="preserve">Mukasurat / </w:t>
-          </w:r>
-          <w:r>
-            <w:rPr>
-              <w:rFonts w:ascii="Arial" w:hAnsi="Arial"/>
-              <w:b/>
-              <w:i/>
-              <w:sz w:val="22"/>
-            </w:rPr>
-            <w:t>Page</w:t>
-          </w:r>
-          <w:r>
-            <w:rPr>
-              <w:rFonts w:ascii="Arial" w:hAnsi="Arial"/>
-              <w:b/>
-              <w:sz w:val="22"/>
-            </w:rPr>
-            <w:t xml:space="preserve"> : </w:t>
-          </w:r>
-          <w:r>
-            <w:rPr>
-              <w:rFonts w:ascii="Arial" w:hAnsi="Arial"/>
-              <w:b/>
-              <w:sz w:val="22"/>
-            </w:rPr>
-            <w:fldChar w:fldCharType="begin"/>
-            <w:instrText xml:space="preserve">PAGE</w:instrText>
-            <w:fldChar w:fldCharType="separate"/>
-            <w:t>1</w:t>
-            <w:fldChar w:fldCharType="end"/>
-          </w:r>
-        </w:p>
-        <w:p>
-          <w:r>
-            <w:rPr>
-              <w:rFonts w:ascii="Arial" w:hAnsi="Arial"/>
-              <w:b/>
-              <w:sz w:val="22"/>
-            </w:rPr>
-            <w:t xml:space="preserve">Drpd / </w:t>
-          </w:r>
-          <w:r>
-            <w:rPr>
-              <w:rFonts w:ascii="Arial" w:hAnsi="Arial"/>
-              <w:b/>
-              <w:i/>
-              <w:sz w:val="22"/>
-            </w:rPr>
-            <w:t>of</w:t>
-          </w:r>
-          <w:r>
-            <w:rPr>
-              <w:rFonts w:ascii="Arial" w:hAnsi="Arial"/>
-              <w:b/>
-              <w:sz w:val="22"/>
-            </w:rPr>
-            <w:t xml:space="preserve"> : </w:t>
-          </w:r>
-          <w:r>
-            <w:rPr>
-              <w:rFonts w:ascii="Arial" w:hAnsi="Arial"/>
-              <w:b/>
-              <w:sz w:val="22"/>
-            </w:rPr>
-            <w:fldChar w:fldCharType="begin"/>
-            <w:instrText xml:space="preserve">NUMPAGES</w:instrText>
-            <w:fldChar w:fldCharType="separate"/>
-            <w:t>1</w:t>
-            <w:fldChar w:fldCharType="end"/>
-          </w:r>
-        </w:p>
-      </w:tc>
-    </w:tr>
-    <w:tr>
-      <w:tc>
-        <w:tcPr>
-          <w:tcW w:type="dxa" w:w="2268"/>
-          <w:gridSpan w:val="3"/>
-          <w:tcMar>
-            <w:top w:w="40" w:type="dxa"/>
-            <w:bottom w:w="40" w:type="dxa"/>
-            <w:start w:w="80" w:type="dxa"/>
-            <w:end w:w="80" w:type="dxa"/>
-          </w:tcMar>
-          <w:tcMar>
-            <w:top w:w="40" w:type="dxa"/>
-            <w:bottom w:w="40" w:type="dxa"/>
-            <w:start w:w="80" w:type="dxa"/>
-            <w:end w:w="80" w:type="dxa"/>
-          </w:tcMar>
-          <w:tcMar>
-            <w:top w:w="40" w:type="dxa"/>
-            <w:bottom w:w="40" w:type="dxa"/>
-            <w:start w:w="80" w:type="dxa"/>
-            <w:end w:w="80" w:type="dxa"/>
-          </w:tcMar>
-        </w:tcPr>
-        <w:p>
-          <w:r/>
-        </w:p>
-      </w:tc>
-    </w:tr>
-  </w:tbl>
 </w:hdr>
 </file>
 
